--- a/отчёт.docx
+++ b/отчёт.docx
@@ -7,137 +7,122 @@
         <w:spacing w:after="0"/>
         <w:ind w:firstLine="709"/>
         <w:jc w:val="both"/>
-      </w:pPr>
-      <w:r>
-        <w:t>ОТЧЕТ О РАЗРАБОТКЕ ВЕБ-ПРИЛОЖЕНИЯ</w:t>
-      </w:r>
-    </w:p>
-    <w:p>
-      <w:pPr>
-        <w:tabs>
-          <w:tab w:val="num" w:pos="720"/>
-        </w:tabs>
+        <w:rPr>
+          <w:b/>
+          <w:bCs/>
+        </w:rPr>
+      </w:pPr>
+      <w:r>
+        <w:rPr>
+          <w:b/>
+          <w:bCs/>
+        </w:rPr>
+        <w:t>ОТЧЁТ О ВЫПОЛНЕНИИ ЛАБОРАТОРНОЙ РАБОТЫ</w:t>
+      </w:r>
+    </w:p>
+    <w:p>
+      <w:pPr>
         <w:spacing w:after="0"/>
         <w:ind w:firstLine="709"/>
         <w:jc w:val="both"/>
-      </w:pPr>
-      <w:r>
-        <w:t xml:space="preserve">Дисциплина: </w:t>
-      </w:r>
-      <w:r>
-        <w:t>Программирование компьютерной графики</w:t>
+        <w:rPr>
+          <w:b/>
+          <w:bCs/>
+        </w:rPr>
+      </w:pPr>
+    </w:p>
+    <w:p>
+      <w:pPr>
+        <w:spacing w:after="0"/>
+        <w:ind w:firstLine="709"/>
+        <w:jc w:val="both"/>
+      </w:pPr>
+      <w:r>
+        <w:rPr>
+          <w:b/>
+          <w:bCs/>
+        </w:rPr>
+        <w:t>Дисциплина:</w:t>
+      </w:r>
+      <w:r>
+        <w:t xml:space="preserve"> Программирование компьютерной графики</w:t>
       </w:r>
       <w:r>
         <w:br/>
-        <w:t xml:space="preserve">Студент: </w:t>
-      </w:r>
-      <w:r>
-        <w:t xml:space="preserve">Поздняков Глеб </w:t>
-      </w:r>
-      <w:r>
-        <w:t xml:space="preserve">Группа: </w:t>
-      </w:r>
-    </w:p>
-    <w:p>
-      <w:pPr>
-        <w:tabs>
-          <w:tab w:val="num" w:pos="720"/>
-        </w:tabs>
+      </w:r>
+      <w:r>
+        <w:rPr>
+          <w:b/>
+          <w:bCs/>
+        </w:rPr>
+        <w:t>Студент:</w:t>
+      </w:r>
+      <w:r>
+        <w:t xml:space="preserve"> Поздняков Глеб</w:t>
+      </w:r>
+    </w:p>
+    <w:p>
+      <w:pPr>
         <w:spacing w:after="0"/>
         <w:ind w:firstLine="709"/>
         <w:jc w:val="both"/>
-      </w:pPr>
-    </w:p>
-    <w:p>
-      <w:pPr>
-        <w:tabs>
-          <w:tab w:val="num" w:pos="720"/>
-        </w:tabs>
+        <w:rPr>
+          <w:b/>
+          <w:bCs/>
+        </w:rPr>
+      </w:pPr>
+      <w:r>
+        <w:rPr>
+          <w:b/>
+          <w:bCs/>
+        </w:rPr>
+        <w:t>Цель работы</w:t>
+      </w:r>
+    </w:p>
+    <w:p>
+      <w:pPr>
         <w:spacing w:after="0"/>
         <w:ind w:firstLine="709"/>
         <w:jc w:val="both"/>
-      </w:pPr>
-    </w:p>
-    <w:p>
-      <w:pPr>
-        <w:tabs>
-          <w:tab w:val="num" w:pos="720"/>
-        </w:tabs>
+        <w:rPr>
+          <w:b/>
+          <w:bCs/>
+        </w:rPr>
+      </w:pPr>
+    </w:p>
+    <w:p>
+      <w:pPr>
         <w:spacing w:after="0"/>
         <w:ind w:firstLine="709"/>
         <w:jc w:val="both"/>
       </w:pPr>
       <w:r>
-        <w:t>В рамках выполнения лабораторной/проверочной работы было создано интерактивное веб-приложение. Основная задача проекта — реализовать динамическое обновление интерфейса на стороне пользователя без перезагрузки страниц и настроить управление компонентами.</w:t>
-      </w:r>
-    </w:p>
-    <w:p>
-      <w:pPr>
-        <w:tabs>
-          <w:tab w:val="num" w:pos="720"/>
-        </w:tabs>
+        <w:t>Изучить цветовые модели RGB, CMYK, HSV, HLS, XYZ, LAB, переходы от одной модели к другой и исследовать цветовой график МКО. Разработать интерактивное веб-приложение, позволяющее пользователю выбирать и изменять цвет с одновременным отображением его составляющих в трёх цветовых моделях. В соответствии с вариантом 4 реализовать взаимные переходы между моделями RGB, HSV и LAB.</w:t>
+      </w:r>
+    </w:p>
+    <w:p>
+      <w:pPr>
         <w:spacing w:after="0"/>
         <w:ind w:firstLine="709"/>
-      </w:pPr>
-      <w:r>
-        <w:t>Проект успешно загружен в репозиторий и опубликован в сети:</w:t>
-      </w:r>
-      <w:r>
-        <w:br/>
-        <w:t>Ссылка на исходный</w:t>
-      </w:r>
-      <w:r>
-        <w:t xml:space="preserve"> </w:t>
-      </w:r>
-      <w:r>
-        <w:t xml:space="preserve">код: </w:t>
-      </w:r>
-      <w:hyperlink r:id="rId5" w:history="1">
-        <w:r>
-          <w:rPr>
-            <w:rStyle w:val="ac"/>
-          </w:rPr>
-          <w:t>ссылка</w:t>
-        </w:r>
-      </w:hyperlink>
-      <w:r>
-        <w:br/>
-      </w:r>
-      <w:proofErr w:type="spellStart"/>
-      <w:r>
-        <w:t>Ссылка</w:t>
-      </w:r>
-      <w:proofErr w:type="spellEnd"/>
-      <w:r>
-        <w:t xml:space="preserve"> на работающий сайт: </w:t>
-      </w:r>
-      <w:hyperlink r:id="rId6" w:history="1">
-        <w:r>
-          <w:rPr>
-            <w:rStyle w:val="ac"/>
-          </w:rPr>
-          <w:t>ссылка</w:t>
-        </w:r>
-      </w:hyperlink>
-      <w:r>
-        <w:t xml:space="preserve"> </w:t>
-      </w:r>
-    </w:p>
-    <w:p>
-      <w:pPr>
-        <w:tabs>
-          <w:tab w:val="num" w:pos="720"/>
-        </w:tabs>
+        <w:jc w:val="both"/>
+      </w:pPr>
+    </w:p>
+    <w:p>
+      <w:pPr>
         <w:spacing w:after="0"/>
         <w:ind w:firstLine="709"/>
         <w:jc w:val="both"/>
-      </w:pPr>
-      <w:r>
-        <w:t>Технологический стек и устройство проекта</w:t>
-      </w:r>
-      <w:r>
-        <w:br/>
-        <w:t>Приложение является полностью фронтенд-разработкой и работает напрямую в браузере, поэтому сторонний сервер для его запуска не требуется.</w:t>
+        <w:rPr>
+          <w:b/>
+          <w:bCs/>
+        </w:rPr>
+      </w:pPr>
+      <w:r>
+        <w:rPr>
+          <w:b/>
+          <w:bCs/>
+        </w:rPr>
+        <w:t>Задачи работы</w:t>
       </w:r>
     </w:p>
     <w:p>
@@ -145,141 +130,478 @@
         <w:spacing w:after="0"/>
         <w:ind w:firstLine="709"/>
         <w:jc w:val="both"/>
-      </w:pPr>
-      <w:r>
-        <w:t>При разработке использовались следующие стандартные технологии:</w:t>
-      </w:r>
+        <w:rPr>
+          <w:b/>
+          <w:bCs/>
+        </w:rPr>
+      </w:pPr>
     </w:p>
     <w:p>
       <w:pPr>
         <w:numPr>
           <w:ilvl w:val="0"/>
-          <w:numId w:val="3"/>
+          <w:numId w:val="9"/>
         </w:numPr>
         <w:spacing w:after="0"/>
         <w:jc w:val="both"/>
       </w:pPr>
       <w:r>
-        <w:t>HTML5: создание каркаса веб-страницы, разметка элементов управления и текстовых блоков.</w:t>
+        <w:t>Изучить математический аппарат моделей sRGB (нелинейная модель мониторов), HSV (цилиндрическая модель для человека) и CIELAB (равноконтрастная аппаратно-независимая модель).</w:t>
       </w:r>
     </w:p>
     <w:p>
       <w:pPr>
         <w:numPr>
           <w:ilvl w:val="0"/>
-          <w:numId w:val="3"/>
+          <w:numId w:val="9"/>
         </w:numPr>
         <w:spacing w:after="0"/>
         <w:jc w:val="both"/>
       </w:pPr>
       <w:r>
-        <w:t>CSS3: оформление внешнего вида, настройка цветов, шрифтов и адаптивности под экраны компьютеров.</w:t>
+        <w:t>Запрограммировать пошаговые алгоритмы перехода по сквозной цепочке HSV &lt;-&gt; RGB &lt;-&gt; XYZ &lt;-&gt; LAB:</w:t>
+      </w:r>
+    </w:p>
+    <w:p>
+      <w:pPr>
+        <w:numPr>
+          <w:ilvl w:val="1"/>
+          <w:numId w:val="9"/>
+        </w:numPr>
+        <w:spacing w:after="0"/>
+        <w:jc w:val="both"/>
+      </w:pPr>
+      <w:r>
+        <w:t>RGB &lt;-&gt; HSV: вычисление хромы (Delta = Cmax - Cmin) и секторного угла Hue.</w:t>
+      </w:r>
+    </w:p>
+    <w:p>
+      <w:pPr>
+        <w:numPr>
+          <w:ilvl w:val="1"/>
+          <w:numId w:val="9"/>
+        </w:numPr>
+        <w:spacing w:after="0"/>
+        <w:jc w:val="both"/>
+      </w:pPr>
+      <w:r>
+        <w:t>RGB &lt;-&gt; XYZ: перевод sRGB в линейный вид через нелинейную гамма-коррекцию (степень 2.4) и последующее умножение векторов на матрицы переходов.</w:t>
+      </w:r>
+    </w:p>
+    <w:p>
+      <w:pPr>
+        <w:numPr>
+          <w:ilvl w:val="1"/>
+          <w:numId w:val="9"/>
+        </w:numPr>
+        <w:spacing w:after="0"/>
+        <w:jc w:val="both"/>
+      </w:pPr>
+      <w:r>
+        <w:t>XYZ &lt;-&gt; LAB: нормирование координат относительно опорного белого и расчёт кубических корней по нелинейной функции f(t).</w:t>
       </w:r>
     </w:p>
     <w:p>
       <w:pPr>
         <w:numPr>
           <w:ilvl w:val="0"/>
-          <w:numId w:val="3"/>
+          <w:numId w:val="9"/>
         </w:numPr>
         <w:spacing w:after="0"/>
         <w:jc w:val="both"/>
       </w:pPr>
       <w:r>
-        <w:t xml:space="preserve">JavaScript: написание логики приложения. Были созданы функции для обработки действий пользователя и динамического рендеринга данных. В частности, написана функция </w:t>
-      </w:r>
-      <w:proofErr w:type="spellStart"/>
-      <w:r>
-        <w:t>updateAllComponents</w:t>
-      </w:r>
-      <w:proofErr w:type="spellEnd"/>
-      <w:r>
-        <w:t xml:space="preserve"> для синхронизации структуры данных с элементами на странице. Код снабжен комментариями для удобства проверки.</w:t>
+        <w:t>Обеспечить три независимых способа ввода цвета на одном экране: интерактивные ползунки, точные числовые поля и стандартную палитру (Color Picker).</w:t>
       </w:r>
     </w:p>
     <w:p>
       <w:pPr>
         <w:numPr>
           <w:ilvl w:val="0"/>
-          <w:numId w:val="4"/>
+          <w:numId w:val="9"/>
         </w:numPr>
         <w:spacing w:after="0"/>
         <w:jc w:val="both"/>
       </w:pPr>
       <w:r>
-        <w:t>Инструкция по запуску</w:t>
+        <w:t>Реализовать систему динамической генерации матриц переходов на основе определителя 3х3 и нахождения обратной матрицы для адаптации расчётов под изменяемые стандарты освещения D65, D50 и E.</w:t>
+      </w:r>
+    </w:p>
+    <w:p>
+      <w:pPr>
+        <w:numPr>
+          <w:ilvl w:val="0"/>
+          <w:numId w:val="9"/>
+        </w:numPr>
+        <w:spacing w:after="0"/>
+        <w:jc w:val="both"/>
+      </w:pPr>
+      <w:r>
+        <w:t>Разработать программные модули для Gamut Mapping: алгоритм усечения Clipping и алгоритм пропорционального сжатия цветовых векторов Scaling.</w:t>
+      </w:r>
+    </w:p>
+    <w:p>
+      <w:pPr>
+        <w:numPr>
+          <w:ilvl w:val="0"/>
+          <w:numId w:val="9"/>
+        </w:numPr>
+        <w:spacing w:after="0"/>
+        <w:jc w:val="both"/>
+      </w:pPr>
+      <w:r>
+        <w:t>Разбить логику приложения по принципу MVC для изоляции математики от интерфейса и покрыть слой Model автоматическими юнит-тестами для проверки эталонного красного цвета RGB(255, 0, 0).</w:t>
+      </w:r>
+    </w:p>
+    <w:p>
+      <w:pPr>
+        <w:spacing w:after="0"/>
+        <w:ind w:left="720"/>
+        <w:jc w:val="both"/>
+      </w:pPr>
+    </w:p>
+    <w:p>
+      <w:pPr>
+        <w:spacing w:after="0"/>
+        <w:ind w:firstLine="709"/>
+        <w:jc w:val="both"/>
+        <w:rPr>
+          <w:b/>
+          <w:bCs/>
+        </w:rPr>
+      </w:pPr>
+      <w:r>
+        <w:rPr>
+          <w:b/>
+          <w:bCs/>
+        </w:rPr>
+        <w:t>Инструментарий</w:t>
+      </w:r>
+    </w:p>
+    <w:p>
+      <w:pPr>
+        <w:spacing w:after="0"/>
+        <w:ind w:firstLine="709"/>
+        <w:jc w:val="both"/>
+        <w:rPr>
+          <w:b/>
+          <w:bCs/>
+        </w:rPr>
+      </w:pPr>
+    </w:p>
+    <w:p>
+      <w:pPr>
+        <w:numPr>
+          <w:ilvl w:val="0"/>
+          <w:numId w:val="10"/>
+        </w:numPr>
+        <w:spacing w:after="0"/>
+        <w:jc w:val="both"/>
+      </w:pPr>
+      <w:r>
+        <w:t>Язык сценариев: JavaScript (ES6+), работающий напрямую в браузере без стороннего сервера.</w:t>
+      </w:r>
+    </w:p>
+    <w:p>
+      <w:pPr>
+        <w:numPr>
+          <w:ilvl w:val="0"/>
+          <w:numId w:val="10"/>
+        </w:numPr>
+        <w:spacing w:after="0"/>
+        <w:jc w:val="both"/>
+      </w:pPr>
+      <w:r>
+        <w:lastRenderedPageBreak/>
+        <w:t>Разметка и стили: HTML5 для каркаса интерфейса, CSS3 для вёрстки панелей и градиентов.</w:t>
+      </w:r>
+    </w:p>
+    <w:p>
+      <w:pPr>
+        <w:numPr>
+          <w:ilvl w:val="0"/>
+          <w:numId w:val="10"/>
+        </w:numPr>
+        <w:spacing w:after="0"/>
+        <w:jc w:val="both"/>
+      </w:pPr>
+      <w:r>
+        <w:t>Теоретическая база: Хроматические коэффициенты основных цветов sRGB и координаты белых точек CIE 1931 (D65, D50, E).</w:t>
+      </w:r>
+    </w:p>
+    <w:p>
+      <w:pPr>
+        <w:spacing w:after="0"/>
+        <w:ind w:left="720"/>
+        <w:jc w:val="both"/>
+      </w:pPr>
+    </w:p>
+    <w:p>
+      <w:pPr>
+        <w:spacing w:after="0"/>
+        <w:ind w:firstLine="709"/>
+        <w:jc w:val="both"/>
+        <w:rPr>
+          <w:b/>
+          <w:bCs/>
+        </w:rPr>
+      </w:pPr>
+      <w:r>
+        <w:rPr>
+          <w:b/>
+          <w:bCs/>
+        </w:rPr>
+        <w:t>Ход работы и архитектурные решения</w:t>
+      </w:r>
+    </w:p>
+    <w:p>
+      <w:pPr>
+        <w:spacing w:after="0"/>
+        <w:ind w:firstLine="709"/>
+        <w:jc w:val="both"/>
+        <w:rPr>
+          <w:b/>
+          <w:bCs/>
+        </w:rPr>
+      </w:pPr>
+    </w:p>
+    <w:p>
+      <w:pPr>
+        <w:pStyle w:val="a7"/>
+        <w:numPr>
+          <w:ilvl w:val="1"/>
+          <w:numId w:val="10"/>
+        </w:numPr>
+        <w:spacing w:after="0"/>
+        <w:jc w:val="both"/>
+        <w:rPr>
+          <w:b/>
+          <w:bCs/>
+        </w:rPr>
+      </w:pPr>
+      <w:r>
+        <w:rPr>
+          <w:b/>
+          <w:bCs/>
+        </w:rPr>
+        <w:t>Архитектура MVC и автоматическое тестирование</w:t>
+      </w:r>
+    </w:p>
+    <w:p>
+      <w:pPr>
+        <w:spacing w:after="0"/>
+        <w:ind w:firstLine="709"/>
+        <w:jc w:val="both"/>
+      </w:pPr>
+      <w:r>
+        <w:t>Программа спроектирована по канонам чистой архитектуры, что помогло изолировать интерфейс от тяжёлых вычислений:</w:t>
+      </w:r>
+    </w:p>
+    <w:p>
+      <w:pPr>
+        <w:numPr>
+          <w:ilvl w:val="0"/>
+          <w:numId w:val="11"/>
+        </w:numPr>
+        <w:spacing w:after="0"/>
+        <w:jc w:val="both"/>
+      </w:pPr>
+      <w:r>
+        <w:t>Model (ColorModel): Слой чистой математики. Не знает ничего про HTML и кнопки. Функция runModelTests() при загрузке автоматически проверяет, выдают ли формулы точные координаты для чистого красного цвета, и выводит статус в консоль браузера (F12), гарантируя корректность кода перед запуском UI.</w:t>
+      </w:r>
+    </w:p>
+    <w:p>
+      <w:pPr>
+        <w:numPr>
+          <w:ilvl w:val="0"/>
+          <w:numId w:val="11"/>
+        </w:numPr>
+        <w:spacing w:after="0"/>
+        <w:jc w:val="both"/>
+      </w:pPr>
+      <w:r>
+        <w:rPr>
+          <w:lang w:val="en-US"/>
+        </w:rPr>
+        <w:t xml:space="preserve">Controller (ColorController): </w:t>
+      </w:r>
+      <w:r>
+        <w:t>Мозг</w:t>
+      </w:r>
+      <w:r>
+        <w:rPr>
+          <w:lang w:val="en-US"/>
+        </w:rPr>
+        <w:t xml:space="preserve"> </w:t>
+      </w:r>
+      <w:r>
+        <w:t>и</w:t>
+      </w:r>
+      <w:r>
+        <w:rPr>
+          <w:lang w:val="en-US"/>
+        </w:rPr>
+        <w:t xml:space="preserve"> </w:t>
+      </w:r>
+      <w:r>
+        <w:t>связующее</w:t>
+      </w:r>
+      <w:r>
+        <w:rPr>
+          <w:lang w:val="en-US"/>
+        </w:rPr>
+        <w:t xml:space="preserve"> </w:t>
+      </w:r>
+      <w:r>
+        <w:t>звено</w:t>
+      </w:r>
+      <w:r>
+        <w:rPr>
+          <w:lang w:val="en-US"/>
+        </w:rPr>
+        <w:t xml:space="preserve">. </w:t>
+      </w:r>
+      <w:r>
+        <w:t>Перехватывает изменения, определяет, какая модель была изменена, запускает нужную цепочку пересчёта и одновременно командует перерисовать фоны слайдеров.</w:t>
+      </w:r>
+    </w:p>
+    <w:p>
+      <w:pPr>
+        <w:numPr>
+          <w:ilvl w:val="0"/>
+          <w:numId w:val="11"/>
+        </w:numPr>
+        <w:spacing w:after="0"/>
+        <w:jc w:val="both"/>
+      </w:pPr>
+      <w:r>
+        <w:t>View (ColorView): Отвечает за отображение данных в DOM-дереве, отслеживание мыши и клавиатуры.</w:t>
+      </w:r>
+    </w:p>
+    <w:p>
+      <w:pPr>
+        <w:spacing w:after="0"/>
+        <w:ind w:left="720"/>
+        <w:jc w:val="both"/>
+      </w:pPr>
+    </w:p>
+    <w:p>
+      <w:pPr>
+        <w:spacing w:after="0"/>
+        <w:ind w:firstLine="709"/>
+        <w:jc w:val="both"/>
+        <w:rPr>
+          <w:b/>
+          <w:bCs/>
+        </w:rPr>
+      </w:pPr>
+      <w:r>
+        <w:rPr>
+          <w:b/>
+          <w:bCs/>
+        </w:rPr>
+        <w:t>2. Инженерная трудность №1: Динамический пересчёт матриц под точки белого</w:t>
+      </w:r>
+    </w:p>
+    <w:p>
+      <w:pPr>
+        <w:spacing w:after="0"/>
+        <w:ind w:firstLine="709"/>
+        <w:jc w:val="both"/>
+      </w:pPr>
+      <w:r>
+        <w:t>Зашивать константные числа для перехода RGB &lt;-&gt; XYZ было нельзя, так как матрицы жестко завязаны на стандарт освещения. В методе updateMatrices() был реализован честный расчёт матриц на лету. Программа берёт константные координаты sRGB-примари и строит матрицу цветностей A. При переключении пользователем источника (например, с D65 на теплый D50 для полиграфии), вектор белой точки W меняется. Через ручное вычисление определителя матрицы 3х3 и нахождение обратной матрицы invA, код находит вектор масштабирования S. Перемножением строк мы получаем точную прямую матрицу перехода M, а затем зеркально вычисляем обратную ей матрицу invM для обратного перевода.</w:t>
+      </w:r>
+    </w:p>
+    <w:p>
+      <w:pPr>
+        <w:spacing w:after="0"/>
+        <w:ind w:firstLine="709"/>
+        <w:jc w:val="both"/>
+      </w:pPr>
+    </w:p>
+    <w:p>
+      <w:pPr>
+        <w:spacing w:after="0"/>
+        <w:ind w:firstLine="709"/>
+        <w:jc w:val="both"/>
+        <w:rPr>
+          <w:b/>
+          <w:bCs/>
+        </w:rPr>
+      </w:pPr>
+      <w:r>
+        <w:rPr>
+          <w:b/>
+          <w:bCs/>
+        </w:rPr>
+        <w:t>3. Инженерная трудность №2: Выход за границы sRGB (Gamut Mapping)</w:t>
+      </w:r>
+    </w:p>
+    <w:p>
+      <w:pPr>
+        <w:spacing w:after="0"/>
+        <w:ind w:firstLine="709"/>
+        <w:jc w:val="both"/>
+      </w:pPr>
+      <w:r>
+        <w:t>Охват модели LAB колоссален и описывает даже те цвета, которые монитор физически не может воспроизвести. При смещении ползунков LAB (например, компоненты a в сторону сильного плюса) обратный расчёт выдавал некорректные значения вроде R = 285 или G = -40. Для решения этой проблемы в методе handleGamut() я настроил две стратегии:</w:t>
+      </w:r>
+    </w:p>
+    <w:p>
+      <w:pPr>
+        <w:numPr>
+          <w:ilvl w:val="0"/>
+          <w:numId w:val="12"/>
+        </w:numPr>
+        <w:spacing w:after="0"/>
+        <w:jc w:val="both"/>
+      </w:pPr>
+      <w:r>
+        <w:t>Clipping (Обрезание): Значения просто принудительно прижимаются к границам от 0 до 255 (число 285 превращается в 255, а -40 в 0). Метод быстрый, но искажает чистый оттенок.</w:t>
+      </w:r>
+    </w:p>
+    <w:p>
+      <w:pPr>
+        <w:numPr>
+          <w:ilvl w:val="0"/>
+          <w:numId w:val="12"/>
+        </w:numPr>
+        <w:spacing w:after="0"/>
+        <w:jc w:val="both"/>
+      </w:pPr>
+      <w:r>
+        <w:lastRenderedPageBreak/>
+        <w:t>Scaling (Масштабирование): Программа находит максимальную величину выхода за рамки, вычисляет масштабный коэффициент и пропорционально сжимает весь цветовой вектор, мягко втискивая его в диапазон монитора с сохранением градиентных переходов.</w:t>
       </w:r>
       <w:r>
         <w:br/>
-        <w:t xml:space="preserve">Для </w:t>
-      </w:r>
-      <w:proofErr w:type="gramStart"/>
-      <w:r>
-        <w:t>того</w:t>
-      </w:r>
-      <w:proofErr w:type="gramEnd"/>
-      <w:r>
-        <w:t xml:space="preserve"> чтобы запустить и проверить проект локально на компьютере, необходимо выполнить следующие действия:</w:t>
-      </w:r>
+        <w:t>Если цвет некорректен, модель возвращает флаг clipped = true, а View мгновенно выводит на экран предупреждающий жёлтый варнинг-бокс.</w:t>
+      </w:r>
+    </w:p>
+    <w:p>
+      <w:pPr>
+        <w:spacing w:after="0"/>
+        <w:ind w:left="360"/>
+        <w:jc w:val="both"/>
+      </w:pPr>
     </w:p>
     <w:p>
       <w:pPr>
         <w:spacing w:after="0"/>
         <w:ind w:firstLine="709"/>
-      </w:pPr>
-      <w:r>
-        <w:t xml:space="preserve">Шаг 1. Скачать файлы проекта с </w:t>
-      </w:r>
-      <w:proofErr w:type="spellStart"/>
-      <w:r>
-        <w:t>GitHub</w:t>
-      </w:r>
-      <w:proofErr w:type="spellEnd"/>
-      <w:r>
-        <w:t xml:space="preserve"> (или клонировать репозиторий командой </w:t>
-      </w:r>
-      <w:proofErr w:type="spellStart"/>
-      <w:r>
-        <w:t>git</w:t>
-      </w:r>
-      <w:proofErr w:type="spellEnd"/>
-      <w:r>
-        <w:t xml:space="preserve"> </w:t>
-      </w:r>
-      <w:proofErr w:type="spellStart"/>
-      <w:r>
-        <w:t>clone</w:t>
-      </w:r>
-      <w:proofErr w:type="spellEnd"/>
-      <w:r>
-        <w:t xml:space="preserve"> </w:t>
-      </w:r>
-      <w:hyperlink r:id="rId7" w:history="1">
-        <w:r>
-          <w:rPr>
-            <w:rStyle w:val="ac"/>
-          </w:rPr>
-          <w:t>ссылка</w:t>
-        </w:r>
-      </w:hyperlink>
-      <w:r>
-        <w:t>).</w:t>
-      </w:r>
-      <w:r>
-        <w:br/>
-        <w:t>Шаг 2. Перейти в корневую папку с проектом.</w:t>
-      </w:r>
-      <w:r>
-        <w:br/>
-        <w:t xml:space="preserve">Шаг 3. Найти файл index.html и открыть его через любой современный браузер (например, Google </w:t>
-      </w:r>
-      <w:proofErr w:type="spellStart"/>
-      <w:r>
-        <w:t>Chrome</w:t>
-      </w:r>
-      <w:proofErr w:type="spellEnd"/>
-      <w:r>
-        <w:t xml:space="preserve"> или Яндекс Браузер) двойным щелчком мыши.</w:t>
+        <w:jc w:val="both"/>
+        <w:rPr>
+          <w:b/>
+          <w:bCs/>
+        </w:rPr>
+      </w:pPr>
+      <w:r>
+        <w:rPr>
+          <w:b/>
+          <w:bCs/>
+        </w:rPr>
+        <w:t>4. Инженерная трудность №3: Защита от NaN при ручном вводе</w:t>
       </w:r>
     </w:p>
     <w:p>
@@ -289,28 +611,140 @@
         <w:jc w:val="both"/>
       </w:pPr>
       <w:r>
-        <w:t>Заключение</w:t>
-      </w:r>
-      <w:r>
-        <w:br/>
-        <w:t xml:space="preserve">Программа полностью выполняет свои функции, код структурирован и готов к проверке. Проект размещен в открытом доступе на платформе </w:t>
-      </w:r>
-      <w:proofErr w:type="spellStart"/>
-      <w:r>
-        <w:t>GitHub</w:t>
-      </w:r>
-      <w:proofErr w:type="spellEnd"/>
-      <w:r>
-        <w:t xml:space="preserve"> </w:t>
-      </w:r>
-      <w:proofErr w:type="spellStart"/>
-      <w:r>
-        <w:t>Pages</w:t>
-      </w:r>
-      <w:proofErr w:type="spellEnd"/>
-      <w:r>
-        <w:t xml:space="preserve"> и стабильно работает под управлением операционной системы Windows.</w:t>
-      </w:r>
+        <w:t>При живом отслеживании события input на текстовых полях возникал баг: когда пользователь нажимал Backspace, чтобы стереть число и ввести новое, поле на миллисекунду становилось пустым. Математический слой считывал пустую строку как ошибку, ломал массивы вычислений и сбрасывал весь цвет в ноль. Я решил эту проблему разделением логики: ползунки слушают живое событие input (для плавности), а текстовые поля — событие change (срабатывает только при нажатии Enter или потере фокуса). Дополнительно я встроил валидацию: если поле пустое, программа игнорирует сброс и подставляет текущие координаты слайдера, удерживая стабильность приложения.</w:t>
+      </w:r>
+    </w:p>
+    <w:p>
+      <w:pPr>
+        <w:spacing w:after="0"/>
+        <w:jc w:val="both"/>
+      </w:pPr>
+    </w:p>
+    <w:p>
+      <w:pPr>
+        <w:spacing w:after="0"/>
+        <w:ind w:firstLine="709"/>
+        <w:jc w:val="both"/>
+        <w:rPr>
+          <w:b/>
+          <w:bCs/>
+        </w:rPr>
+      </w:pPr>
+      <w:r>
+        <w:rPr>
+          <w:b/>
+          <w:bCs/>
+        </w:rPr>
+        <w:t>5. Интерактивные градиенты слайдеров</w:t>
+      </w:r>
+    </w:p>
+    <w:p>
+      <w:pPr>
+        <w:spacing w:after="0"/>
+        <w:ind w:firstLine="709"/>
+        <w:jc w:val="both"/>
+      </w:pPr>
+      <w:r>
+        <w:t>Чтобы выполнить требование по интерактивным фонам, в методе renderSliderGradients() контроллер непрерывно генерирует CSS-строки linear-gradient для всех 9 ползунков. Программа фиксирует текущие координаты цвета и меняет только один канал от минимума до максимума, показывая пользователю точный прогноз: какой цвет получится, если сдвинуть именно этот ползунок. Для ползунка Оттенка (H) на лету рассчитывается вся 6-точечная радуга цветового круга.</w:t>
+      </w:r>
+    </w:p>
+    <w:p>
+      <w:pPr>
+        <w:spacing w:after="0"/>
+        <w:jc w:val="both"/>
+      </w:pPr>
+    </w:p>
+    <w:p>
+      <w:pPr>
+        <w:spacing w:after="0"/>
+        <w:ind w:firstLine="709"/>
+        <w:jc w:val="both"/>
+        <w:rPr>
+          <w:b/>
+          <w:bCs/>
+        </w:rPr>
+      </w:pPr>
+      <w:r>
+        <w:rPr>
+          <w:b/>
+          <w:bCs/>
+        </w:rPr>
+        <w:t>Выводы</w:t>
+      </w:r>
+    </w:p>
+    <w:p>
+      <w:pPr>
+        <w:spacing w:after="0"/>
+        <w:ind w:firstLine="709"/>
+        <w:jc w:val="both"/>
+        <w:rPr>
+          <w:b/>
+          <w:bCs/>
+        </w:rPr>
+      </w:pPr>
+    </w:p>
+    <w:p>
+      <w:pPr>
+        <w:numPr>
+          <w:ilvl w:val="0"/>
+          <w:numId w:val="13"/>
+        </w:numPr>
+        <w:spacing w:after="0"/>
+        <w:jc w:val="both"/>
+      </w:pPr>
+      <w:r>
+        <w:t>Изучены практические особенности кодирования цвета: в ходе выполнения работы наглядно исследована нелинейность sRGB пространства и важность предварительной линеаризации (гамма-коррекции со степенью 2.4) перед проведением любых матричных операций.</w:t>
+      </w:r>
+    </w:p>
+    <w:p>
+      <w:pPr>
+        <w:numPr>
+          <w:ilvl w:val="0"/>
+          <w:numId w:val="13"/>
+        </w:numPr>
+        <w:spacing w:after="0"/>
+        <w:jc w:val="both"/>
+      </w:pPr>
+      <w:r>
+        <w:t>Исследован цветовой график МКО и точки белого: на практике доказано, что аппаратно-независимый перевод в модель LAB напрямую зависит от выбранного источника освещения (CIE 1931). Смена стандарта с дневного D65 на теплый D50 или теоретический источник E полностью меняет коэффициенты матриц перехода и визуальное отображение цвета.</w:t>
+      </w:r>
+    </w:p>
+    <w:p>
+      <w:pPr>
+        <w:numPr>
+          <w:ilvl w:val="0"/>
+          <w:numId w:val="13"/>
+        </w:numPr>
+        <w:spacing w:after="0"/>
+        <w:jc w:val="both"/>
+      </w:pPr>
+      <w:r>
+        <w:t xml:space="preserve">Решена проблема несовпадения цветовых охватов: экспериментально подтверждено, что экстремальные координаты LAB выходят за рамки sRGB. Разработанный модуль обработки некорректных цветов (методы Clipping и Scaling) успешно предотвращает падение программы, </w:t>
+      </w:r>
+      <w:r>
+        <w:lastRenderedPageBreak/>
+        <w:t>корректно адаптирует цвета для экрана монитора и выводит интерактивное предупреждение для пользователя.</w:t>
+      </w:r>
+    </w:p>
+    <w:p>
+      <w:pPr>
+        <w:numPr>
+          <w:ilvl w:val="0"/>
+          <w:numId w:val="13"/>
+        </w:numPr>
+        <w:spacing w:after="0"/>
+        <w:jc w:val="both"/>
+      </w:pPr>
+      <w:r>
+        <w:t>Создано отказоустойчивое приложение: написанная на чистом JavaScript программа по принципу MVC показала высокую скорость работы. Архитектура позволила внедрить гибкую валидацию ручного числового ввода, защитив интерфейс от некорректных данных и значений NaN.</w:t>
+      </w:r>
+    </w:p>
+    <w:p>
+      <w:pPr>
+        <w:spacing w:after="0"/>
+        <w:ind w:firstLine="709"/>
+        <w:jc w:val="both"/>
+      </w:pPr>
     </w:p>
     <w:p>
       <w:pPr>
@@ -332,6 +766,300 @@
 <file path=word/numbering.xml><?xml version="1.0" encoding="utf-8"?>
 <w:numbering xmlns:wpc="http://schemas.microsoft.com/office/word/2010/wordprocessingCanvas" xmlns:cx="http://schemas.microsoft.com/office/drawing/2014/chartex" xmlns:cx1="http://schemas.microsoft.com/office/drawing/2015/9/8/chartex" xmlns:cx2="http://schemas.microsoft.com/office/drawing/2015/10/21/chartex" xmlns:cx3="http://schemas.microsoft.com/office/drawing/2016/5/9/chartex" xmlns:cx4="http://schemas.microsoft.com/office/drawing/2016/5/10/chartex" xmlns:cx5="http://schemas.microsoft.com/office/drawing/2016/5/11/chartex" xmlns:cx6="http://schemas.microsoft.com/office/drawing/2016/5/12/chartex" xmlns:cx7="http://schemas.microsoft.com/office/drawing/2016/5/13/chartex" xmlns:cx8="http://schemas.microsoft.com/office/drawing/2016/5/14/chartex" xmlns:mc="http://schemas.openxmlformats.org/markup-compatibility/2006" xmlns:aink="http://schemas.microsoft.com/office/drawing/2016/ink" xmlns:am3d="http://schemas.microsoft.com/office/drawing/2017/model3d" xmlns:o="urn:schemas-microsoft-com:office:office" xmlns:oel="http://schemas.microsoft.com/office/2019/extlst" xmlns:r="http://schemas.openxmlformats.org/officeDocument/2006/relationships" xmlns:m="http://schemas.openxmlformats.org/officeDocument/2006/math" xmlns:v="urn:schemas-microsoft-com:vml" xmlns:wp14="http://schemas.microsoft.com/office/word/2010/wordprocessingDrawing" xmlns:wp="http://schemas.openxmlformats.org/drawingml/2006/wordprocessingDrawing" xmlns:w10="urn:schemas-microsoft-com:office:word" xmlns:w="http://schemas.openxmlformats.org/wordprocessingml/2006/main" xmlns:w14="http://schemas.microsoft.com/office/word/2010/wordml" xmlns:w15="http://schemas.microsoft.com/office/word/2012/wordml" xmlns:w16cex="http://schemas.microsoft.com/office/word/2018/wordml/cex" xmlns:w16cid="http://schemas.microsoft.com/office/word/2016/wordml/cid" xmlns:w16="http://schemas.microsoft.com/office/word/2018/wordml" xmlns:w16du="http://schemas.microsoft.com/office/word/2023/wordml/word16du" xmlns:w16sdtdh="http://schemas.microsoft.com/office/word/2020/wordml/sdtdatahash" xmlns:w16sdtfl="http://schemas.microsoft.com/office/word/2024/wordml/sdtformatlock" xmlns:w16se="http://schemas.microsoft.com/office/word/2015/wordml/symex" xmlns:wpg="http://schemas.microsoft.com/office/word/2010/wordprocessingGroup" xmlns:wpi="http://schemas.microsoft.com/office/word/2010/wordprocessingInk" xmlns:wne="http://schemas.microsoft.com/office/word/2006/wordml" xmlns:wps="http://schemas.microsoft.com/office/word/2010/wordprocessingShape" mc:Ignorable="w14 w15 w16se w16cid w16 w16cex w16sdtdh w16sdtfl w16du wp14">
   <w:abstractNum w:abstractNumId="0" w15:restartNumberingAfterBreak="0">
+    <w:nsid w:val="0C430D6C"/>
+    <w:multiLevelType w:val="multilevel"/>
+    <w:tmpl w:val="4D18F4C0"/>
+    <w:lvl w:ilvl="0">
+      <w:start w:val="1"/>
+      <w:numFmt w:val="bullet"/>
+      <w:lvlText w:val=""/>
+      <w:lvlJc w:val="left"/>
+      <w:pPr>
+        <w:tabs>
+          <w:tab w:val="num" w:pos="720"/>
+        </w:tabs>
+        <w:ind w:left="720" w:hanging="360"/>
+      </w:pPr>
+      <w:rPr>
+        <w:rFonts w:ascii="Symbol" w:hAnsi="Symbol" w:hint="default"/>
+        <w:sz w:val="20"/>
+      </w:rPr>
+    </w:lvl>
+    <w:lvl w:ilvl="1">
+      <w:start w:val="1"/>
+      <w:numFmt w:val="bullet"/>
+      <w:lvlText w:val="o"/>
+      <w:lvlJc w:val="left"/>
+      <w:pPr>
+        <w:tabs>
+          <w:tab w:val="num" w:pos="1440"/>
+        </w:tabs>
+        <w:ind w:left="1440" w:hanging="360"/>
+      </w:pPr>
+      <w:rPr>
+        <w:rFonts w:ascii="Courier New" w:hAnsi="Courier New" w:hint="default"/>
+        <w:sz w:val="20"/>
+      </w:rPr>
+    </w:lvl>
+    <w:lvl w:ilvl="2" w:tentative="1">
+      <w:start w:val="1"/>
+      <w:numFmt w:val="bullet"/>
+      <w:lvlText w:val=""/>
+      <w:lvlJc w:val="left"/>
+      <w:pPr>
+        <w:tabs>
+          <w:tab w:val="num" w:pos="2160"/>
+        </w:tabs>
+        <w:ind w:left="2160" w:hanging="360"/>
+      </w:pPr>
+      <w:rPr>
+        <w:rFonts w:ascii="Wingdings" w:hAnsi="Wingdings" w:hint="default"/>
+        <w:sz w:val="20"/>
+      </w:rPr>
+    </w:lvl>
+    <w:lvl w:ilvl="3" w:tentative="1">
+      <w:start w:val="1"/>
+      <w:numFmt w:val="bullet"/>
+      <w:lvlText w:val=""/>
+      <w:lvlJc w:val="left"/>
+      <w:pPr>
+        <w:tabs>
+          <w:tab w:val="num" w:pos="2880"/>
+        </w:tabs>
+        <w:ind w:left="2880" w:hanging="360"/>
+      </w:pPr>
+      <w:rPr>
+        <w:rFonts w:ascii="Wingdings" w:hAnsi="Wingdings" w:hint="default"/>
+        <w:sz w:val="20"/>
+      </w:rPr>
+    </w:lvl>
+    <w:lvl w:ilvl="4" w:tentative="1">
+      <w:start w:val="1"/>
+      <w:numFmt w:val="bullet"/>
+      <w:lvlText w:val=""/>
+      <w:lvlJc w:val="left"/>
+      <w:pPr>
+        <w:tabs>
+          <w:tab w:val="num" w:pos="3600"/>
+        </w:tabs>
+        <w:ind w:left="3600" w:hanging="360"/>
+      </w:pPr>
+      <w:rPr>
+        <w:rFonts w:ascii="Wingdings" w:hAnsi="Wingdings" w:hint="default"/>
+        <w:sz w:val="20"/>
+      </w:rPr>
+    </w:lvl>
+    <w:lvl w:ilvl="5" w:tentative="1">
+      <w:start w:val="1"/>
+      <w:numFmt w:val="bullet"/>
+      <w:lvlText w:val=""/>
+      <w:lvlJc w:val="left"/>
+      <w:pPr>
+        <w:tabs>
+          <w:tab w:val="num" w:pos="4320"/>
+        </w:tabs>
+        <w:ind w:left="4320" w:hanging="360"/>
+      </w:pPr>
+      <w:rPr>
+        <w:rFonts w:ascii="Wingdings" w:hAnsi="Wingdings" w:hint="default"/>
+        <w:sz w:val="20"/>
+      </w:rPr>
+    </w:lvl>
+    <w:lvl w:ilvl="6" w:tentative="1">
+      <w:start w:val="1"/>
+      <w:numFmt w:val="bullet"/>
+      <w:lvlText w:val=""/>
+      <w:lvlJc w:val="left"/>
+      <w:pPr>
+        <w:tabs>
+          <w:tab w:val="num" w:pos="5040"/>
+        </w:tabs>
+        <w:ind w:left="5040" w:hanging="360"/>
+      </w:pPr>
+      <w:rPr>
+        <w:rFonts w:ascii="Wingdings" w:hAnsi="Wingdings" w:hint="default"/>
+        <w:sz w:val="20"/>
+      </w:rPr>
+    </w:lvl>
+    <w:lvl w:ilvl="7" w:tentative="1">
+      <w:start w:val="1"/>
+      <w:numFmt w:val="bullet"/>
+      <w:lvlText w:val=""/>
+      <w:lvlJc w:val="left"/>
+      <w:pPr>
+        <w:tabs>
+          <w:tab w:val="num" w:pos="5760"/>
+        </w:tabs>
+        <w:ind w:left="5760" w:hanging="360"/>
+      </w:pPr>
+      <w:rPr>
+        <w:rFonts w:ascii="Wingdings" w:hAnsi="Wingdings" w:hint="default"/>
+        <w:sz w:val="20"/>
+      </w:rPr>
+    </w:lvl>
+    <w:lvl w:ilvl="8" w:tentative="1">
+      <w:start w:val="1"/>
+      <w:numFmt w:val="bullet"/>
+      <w:lvlText w:val=""/>
+      <w:lvlJc w:val="left"/>
+      <w:pPr>
+        <w:tabs>
+          <w:tab w:val="num" w:pos="6480"/>
+        </w:tabs>
+        <w:ind w:left="6480" w:hanging="360"/>
+      </w:pPr>
+      <w:rPr>
+        <w:rFonts w:ascii="Wingdings" w:hAnsi="Wingdings" w:hint="default"/>
+        <w:sz w:val="20"/>
+      </w:rPr>
+    </w:lvl>
+  </w:abstractNum>
+  <w:abstractNum w:abstractNumId="1" w15:restartNumberingAfterBreak="0">
+    <w:nsid w:val="0C554D22"/>
+    <w:multiLevelType w:val="multilevel"/>
+    <w:tmpl w:val="3E162824"/>
+    <w:lvl w:ilvl="0">
+      <w:start w:val="1"/>
+      <w:numFmt w:val="bullet"/>
+      <w:lvlText w:val=""/>
+      <w:lvlJc w:val="left"/>
+      <w:pPr>
+        <w:tabs>
+          <w:tab w:val="num" w:pos="720"/>
+        </w:tabs>
+        <w:ind w:left="720" w:hanging="360"/>
+      </w:pPr>
+      <w:rPr>
+        <w:rFonts w:ascii="Symbol" w:hAnsi="Symbol" w:hint="default"/>
+        <w:sz w:val="20"/>
+      </w:rPr>
+    </w:lvl>
+    <w:lvl w:ilvl="1">
+      <w:start w:val="1"/>
+      <w:numFmt w:val="decimal"/>
+      <w:lvlText w:val="%2."/>
+      <w:lvlJc w:val="left"/>
+      <w:pPr>
+        <w:ind w:left="1440" w:hanging="360"/>
+      </w:pPr>
+      <w:rPr>
+        <w:rFonts w:hint="default"/>
+      </w:rPr>
+    </w:lvl>
+    <w:lvl w:ilvl="2" w:tentative="1">
+      <w:start w:val="1"/>
+      <w:numFmt w:val="bullet"/>
+      <w:lvlText w:val=""/>
+      <w:lvlJc w:val="left"/>
+      <w:pPr>
+        <w:tabs>
+          <w:tab w:val="num" w:pos="2160"/>
+        </w:tabs>
+        <w:ind w:left="2160" w:hanging="360"/>
+      </w:pPr>
+      <w:rPr>
+        <w:rFonts w:ascii="Wingdings" w:hAnsi="Wingdings" w:hint="default"/>
+        <w:sz w:val="20"/>
+      </w:rPr>
+    </w:lvl>
+    <w:lvl w:ilvl="3" w:tentative="1">
+      <w:start w:val="1"/>
+      <w:numFmt w:val="bullet"/>
+      <w:lvlText w:val=""/>
+      <w:lvlJc w:val="left"/>
+      <w:pPr>
+        <w:tabs>
+          <w:tab w:val="num" w:pos="2880"/>
+        </w:tabs>
+        <w:ind w:left="2880" w:hanging="360"/>
+      </w:pPr>
+      <w:rPr>
+        <w:rFonts w:ascii="Wingdings" w:hAnsi="Wingdings" w:hint="default"/>
+        <w:sz w:val="20"/>
+      </w:rPr>
+    </w:lvl>
+    <w:lvl w:ilvl="4" w:tentative="1">
+      <w:start w:val="1"/>
+      <w:numFmt w:val="bullet"/>
+      <w:lvlText w:val=""/>
+      <w:lvlJc w:val="left"/>
+      <w:pPr>
+        <w:tabs>
+          <w:tab w:val="num" w:pos="3600"/>
+        </w:tabs>
+        <w:ind w:left="3600" w:hanging="360"/>
+      </w:pPr>
+      <w:rPr>
+        <w:rFonts w:ascii="Wingdings" w:hAnsi="Wingdings" w:hint="default"/>
+        <w:sz w:val="20"/>
+      </w:rPr>
+    </w:lvl>
+    <w:lvl w:ilvl="5" w:tentative="1">
+      <w:start w:val="1"/>
+      <w:numFmt w:val="bullet"/>
+      <w:lvlText w:val=""/>
+      <w:lvlJc w:val="left"/>
+      <w:pPr>
+        <w:tabs>
+          <w:tab w:val="num" w:pos="4320"/>
+        </w:tabs>
+        <w:ind w:left="4320" w:hanging="360"/>
+      </w:pPr>
+      <w:rPr>
+        <w:rFonts w:ascii="Wingdings" w:hAnsi="Wingdings" w:hint="default"/>
+        <w:sz w:val="20"/>
+      </w:rPr>
+    </w:lvl>
+    <w:lvl w:ilvl="6" w:tentative="1">
+      <w:start w:val="1"/>
+      <w:numFmt w:val="bullet"/>
+      <w:lvlText w:val=""/>
+      <w:lvlJc w:val="left"/>
+      <w:pPr>
+        <w:tabs>
+          <w:tab w:val="num" w:pos="5040"/>
+        </w:tabs>
+        <w:ind w:left="5040" w:hanging="360"/>
+      </w:pPr>
+      <w:rPr>
+        <w:rFonts w:ascii="Wingdings" w:hAnsi="Wingdings" w:hint="default"/>
+        <w:sz w:val="20"/>
+      </w:rPr>
+    </w:lvl>
+    <w:lvl w:ilvl="7" w:tentative="1">
+      <w:start w:val="1"/>
+      <w:numFmt w:val="bullet"/>
+      <w:lvlText w:val=""/>
+      <w:lvlJc w:val="left"/>
+      <w:pPr>
+        <w:tabs>
+          <w:tab w:val="num" w:pos="5760"/>
+        </w:tabs>
+        <w:ind w:left="5760" w:hanging="360"/>
+      </w:pPr>
+      <w:rPr>
+        <w:rFonts w:ascii="Wingdings" w:hAnsi="Wingdings" w:hint="default"/>
+        <w:sz w:val="20"/>
+      </w:rPr>
+    </w:lvl>
+    <w:lvl w:ilvl="8" w:tentative="1">
+      <w:start w:val="1"/>
+      <w:numFmt w:val="bullet"/>
+      <w:lvlText w:val=""/>
+      <w:lvlJc w:val="left"/>
+      <w:pPr>
+        <w:tabs>
+          <w:tab w:val="num" w:pos="6480"/>
+        </w:tabs>
+        <w:ind w:left="6480" w:hanging="360"/>
+      </w:pPr>
+      <w:rPr>
+        <w:rFonts w:ascii="Wingdings" w:hAnsi="Wingdings" w:hint="default"/>
+        <w:sz w:val="20"/>
+      </w:rPr>
+    </w:lvl>
+  </w:abstractNum>
+  <w:abstractNum w:abstractNumId="2" w15:restartNumberingAfterBreak="0">
     <w:nsid w:val="185B1686"/>
     <w:multiLevelType w:val="multilevel"/>
     <w:tmpl w:val="7200E6CC"/>
@@ -480,7 +1208,305 @@
       </w:rPr>
     </w:lvl>
   </w:abstractNum>
-  <w:abstractNum w:abstractNumId="1" w15:restartNumberingAfterBreak="0">
+  <w:abstractNum w:abstractNumId="3" w15:restartNumberingAfterBreak="0">
+    <w:nsid w:val="29D17249"/>
+    <w:multiLevelType w:val="multilevel"/>
+    <w:tmpl w:val="40A8D1AE"/>
+    <w:lvl w:ilvl="0">
+      <w:start w:val="1"/>
+      <w:numFmt w:val="bullet"/>
+      <w:lvlText w:val=""/>
+      <w:lvlJc w:val="left"/>
+      <w:pPr>
+        <w:tabs>
+          <w:tab w:val="num" w:pos="720"/>
+        </w:tabs>
+        <w:ind w:left="720" w:hanging="360"/>
+      </w:pPr>
+      <w:rPr>
+        <w:rFonts w:ascii="Symbol" w:hAnsi="Symbol" w:hint="default"/>
+        <w:sz w:val="20"/>
+      </w:rPr>
+    </w:lvl>
+    <w:lvl w:ilvl="1" w:tentative="1">
+      <w:start w:val="1"/>
+      <w:numFmt w:val="bullet"/>
+      <w:lvlText w:val="o"/>
+      <w:lvlJc w:val="left"/>
+      <w:pPr>
+        <w:tabs>
+          <w:tab w:val="num" w:pos="1440"/>
+        </w:tabs>
+        <w:ind w:left="1440" w:hanging="360"/>
+      </w:pPr>
+      <w:rPr>
+        <w:rFonts w:ascii="Courier New" w:hAnsi="Courier New" w:hint="default"/>
+        <w:sz w:val="20"/>
+      </w:rPr>
+    </w:lvl>
+    <w:lvl w:ilvl="2" w:tentative="1">
+      <w:start w:val="1"/>
+      <w:numFmt w:val="bullet"/>
+      <w:lvlText w:val=""/>
+      <w:lvlJc w:val="left"/>
+      <w:pPr>
+        <w:tabs>
+          <w:tab w:val="num" w:pos="2160"/>
+        </w:tabs>
+        <w:ind w:left="2160" w:hanging="360"/>
+      </w:pPr>
+      <w:rPr>
+        <w:rFonts w:ascii="Wingdings" w:hAnsi="Wingdings" w:hint="default"/>
+        <w:sz w:val="20"/>
+      </w:rPr>
+    </w:lvl>
+    <w:lvl w:ilvl="3" w:tentative="1">
+      <w:start w:val="1"/>
+      <w:numFmt w:val="bullet"/>
+      <w:lvlText w:val=""/>
+      <w:lvlJc w:val="left"/>
+      <w:pPr>
+        <w:tabs>
+          <w:tab w:val="num" w:pos="2880"/>
+        </w:tabs>
+        <w:ind w:left="2880" w:hanging="360"/>
+      </w:pPr>
+      <w:rPr>
+        <w:rFonts w:ascii="Wingdings" w:hAnsi="Wingdings" w:hint="default"/>
+        <w:sz w:val="20"/>
+      </w:rPr>
+    </w:lvl>
+    <w:lvl w:ilvl="4" w:tentative="1">
+      <w:start w:val="1"/>
+      <w:numFmt w:val="bullet"/>
+      <w:lvlText w:val=""/>
+      <w:lvlJc w:val="left"/>
+      <w:pPr>
+        <w:tabs>
+          <w:tab w:val="num" w:pos="3600"/>
+        </w:tabs>
+        <w:ind w:left="3600" w:hanging="360"/>
+      </w:pPr>
+      <w:rPr>
+        <w:rFonts w:ascii="Wingdings" w:hAnsi="Wingdings" w:hint="default"/>
+        <w:sz w:val="20"/>
+      </w:rPr>
+    </w:lvl>
+    <w:lvl w:ilvl="5" w:tentative="1">
+      <w:start w:val="1"/>
+      <w:numFmt w:val="bullet"/>
+      <w:lvlText w:val=""/>
+      <w:lvlJc w:val="left"/>
+      <w:pPr>
+        <w:tabs>
+          <w:tab w:val="num" w:pos="4320"/>
+        </w:tabs>
+        <w:ind w:left="4320" w:hanging="360"/>
+      </w:pPr>
+      <w:rPr>
+        <w:rFonts w:ascii="Wingdings" w:hAnsi="Wingdings" w:hint="default"/>
+        <w:sz w:val="20"/>
+      </w:rPr>
+    </w:lvl>
+    <w:lvl w:ilvl="6" w:tentative="1">
+      <w:start w:val="1"/>
+      <w:numFmt w:val="bullet"/>
+      <w:lvlText w:val=""/>
+      <w:lvlJc w:val="left"/>
+      <w:pPr>
+        <w:tabs>
+          <w:tab w:val="num" w:pos="5040"/>
+        </w:tabs>
+        <w:ind w:left="5040" w:hanging="360"/>
+      </w:pPr>
+      <w:rPr>
+        <w:rFonts w:ascii="Wingdings" w:hAnsi="Wingdings" w:hint="default"/>
+        <w:sz w:val="20"/>
+      </w:rPr>
+    </w:lvl>
+    <w:lvl w:ilvl="7" w:tentative="1">
+      <w:start w:val="1"/>
+      <w:numFmt w:val="bullet"/>
+      <w:lvlText w:val=""/>
+      <w:lvlJc w:val="left"/>
+      <w:pPr>
+        <w:tabs>
+          <w:tab w:val="num" w:pos="5760"/>
+        </w:tabs>
+        <w:ind w:left="5760" w:hanging="360"/>
+      </w:pPr>
+      <w:rPr>
+        <w:rFonts w:ascii="Wingdings" w:hAnsi="Wingdings" w:hint="default"/>
+        <w:sz w:val="20"/>
+      </w:rPr>
+    </w:lvl>
+    <w:lvl w:ilvl="8" w:tentative="1">
+      <w:start w:val="1"/>
+      <w:numFmt w:val="bullet"/>
+      <w:lvlText w:val=""/>
+      <w:lvlJc w:val="left"/>
+      <w:pPr>
+        <w:tabs>
+          <w:tab w:val="num" w:pos="6480"/>
+        </w:tabs>
+        <w:ind w:left="6480" w:hanging="360"/>
+      </w:pPr>
+      <w:rPr>
+        <w:rFonts w:ascii="Wingdings" w:hAnsi="Wingdings" w:hint="default"/>
+        <w:sz w:val="20"/>
+      </w:rPr>
+    </w:lvl>
+  </w:abstractNum>
+  <w:abstractNum w:abstractNumId="4" w15:restartNumberingAfterBreak="0">
+    <w:nsid w:val="2CBD0354"/>
+    <w:multiLevelType w:val="multilevel"/>
+    <w:tmpl w:val="B916217A"/>
+    <w:lvl w:ilvl="0">
+      <w:start w:val="1"/>
+      <w:numFmt w:val="bullet"/>
+      <w:lvlText w:val=""/>
+      <w:lvlJc w:val="left"/>
+      <w:pPr>
+        <w:tabs>
+          <w:tab w:val="num" w:pos="720"/>
+        </w:tabs>
+        <w:ind w:left="720" w:hanging="360"/>
+      </w:pPr>
+      <w:rPr>
+        <w:rFonts w:ascii="Symbol" w:hAnsi="Symbol" w:hint="default"/>
+        <w:sz w:val="20"/>
+      </w:rPr>
+    </w:lvl>
+    <w:lvl w:ilvl="1" w:tentative="1">
+      <w:start w:val="1"/>
+      <w:numFmt w:val="bullet"/>
+      <w:lvlText w:val="o"/>
+      <w:lvlJc w:val="left"/>
+      <w:pPr>
+        <w:tabs>
+          <w:tab w:val="num" w:pos="1440"/>
+        </w:tabs>
+        <w:ind w:left="1440" w:hanging="360"/>
+      </w:pPr>
+      <w:rPr>
+        <w:rFonts w:ascii="Courier New" w:hAnsi="Courier New" w:hint="default"/>
+        <w:sz w:val="20"/>
+      </w:rPr>
+    </w:lvl>
+    <w:lvl w:ilvl="2" w:tentative="1">
+      <w:start w:val="1"/>
+      <w:numFmt w:val="bullet"/>
+      <w:lvlText w:val=""/>
+      <w:lvlJc w:val="left"/>
+      <w:pPr>
+        <w:tabs>
+          <w:tab w:val="num" w:pos="2160"/>
+        </w:tabs>
+        <w:ind w:left="2160" w:hanging="360"/>
+      </w:pPr>
+      <w:rPr>
+        <w:rFonts w:ascii="Wingdings" w:hAnsi="Wingdings" w:hint="default"/>
+        <w:sz w:val="20"/>
+      </w:rPr>
+    </w:lvl>
+    <w:lvl w:ilvl="3" w:tentative="1">
+      <w:start w:val="1"/>
+      <w:numFmt w:val="bullet"/>
+      <w:lvlText w:val=""/>
+      <w:lvlJc w:val="left"/>
+      <w:pPr>
+        <w:tabs>
+          <w:tab w:val="num" w:pos="2880"/>
+        </w:tabs>
+        <w:ind w:left="2880" w:hanging="360"/>
+      </w:pPr>
+      <w:rPr>
+        <w:rFonts w:ascii="Wingdings" w:hAnsi="Wingdings" w:hint="default"/>
+        <w:sz w:val="20"/>
+      </w:rPr>
+    </w:lvl>
+    <w:lvl w:ilvl="4" w:tentative="1">
+      <w:start w:val="1"/>
+      <w:numFmt w:val="bullet"/>
+      <w:lvlText w:val=""/>
+      <w:lvlJc w:val="left"/>
+      <w:pPr>
+        <w:tabs>
+          <w:tab w:val="num" w:pos="3600"/>
+        </w:tabs>
+        <w:ind w:left="3600" w:hanging="360"/>
+      </w:pPr>
+      <w:rPr>
+        <w:rFonts w:ascii="Wingdings" w:hAnsi="Wingdings" w:hint="default"/>
+        <w:sz w:val="20"/>
+      </w:rPr>
+    </w:lvl>
+    <w:lvl w:ilvl="5" w:tentative="1">
+      <w:start w:val="1"/>
+      <w:numFmt w:val="bullet"/>
+      <w:lvlText w:val=""/>
+      <w:lvlJc w:val="left"/>
+      <w:pPr>
+        <w:tabs>
+          <w:tab w:val="num" w:pos="4320"/>
+        </w:tabs>
+        <w:ind w:left="4320" w:hanging="360"/>
+      </w:pPr>
+      <w:rPr>
+        <w:rFonts w:ascii="Wingdings" w:hAnsi="Wingdings" w:hint="default"/>
+        <w:sz w:val="20"/>
+      </w:rPr>
+    </w:lvl>
+    <w:lvl w:ilvl="6" w:tentative="1">
+      <w:start w:val="1"/>
+      <w:numFmt w:val="bullet"/>
+      <w:lvlText w:val=""/>
+      <w:lvlJc w:val="left"/>
+      <w:pPr>
+        <w:tabs>
+          <w:tab w:val="num" w:pos="5040"/>
+        </w:tabs>
+        <w:ind w:left="5040" w:hanging="360"/>
+      </w:pPr>
+      <w:rPr>
+        <w:rFonts w:ascii="Wingdings" w:hAnsi="Wingdings" w:hint="default"/>
+        <w:sz w:val="20"/>
+      </w:rPr>
+    </w:lvl>
+    <w:lvl w:ilvl="7" w:tentative="1">
+      <w:start w:val="1"/>
+      <w:numFmt w:val="bullet"/>
+      <w:lvlText w:val=""/>
+      <w:lvlJc w:val="left"/>
+      <w:pPr>
+        <w:tabs>
+          <w:tab w:val="num" w:pos="5760"/>
+        </w:tabs>
+        <w:ind w:left="5760" w:hanging="360"/>
+      </w:pPr>
+      <w:rPr>
+        <w:rFonts w:ascii="Wingdings" w:hAnsi="Wingdings" w:hint="default"/>
+        <w:sz w:val="20"/>
+      </w:rPr>
+    </w:lvl>
+    <w:lvl w:ilvl="8" w:tentative="1">
+      <w:start w:val="1"/>
+      <w:numFmt w:val="bullet"/>
+      <w:lvlText w:val=""/>
+      <w:lvlJc w:val="left"/>
+      <w:pPr>
+        <w:tabs>
+          <w:tab w:val="num" w:pos="6480"/>
+        </w:tabs>
+        <w:ind w:left="6480" w:hanging="360"/>
+      </w:pPr>
+      <w:rPr>
+        <w:rFonts w:ascii="Wingdings" w:hAnsi="Wingdings" w:hint="default"/>
+        <w:sz w:val="20"/>
+      </w:rPr>
+    </w:lvl>
+  </w:abstractNum>
+  <w:abstractNum w:abstractNumId="5" w15:restartNumberingAfterBreak="0">
     <w:nsid w:val="3F6D6C8C"/>
     <w:multiLevelType w:val="multilevel"/>
     <w:tmpl w:val="285CA538"/>
@@ -593,7 +1619,7 @@
       </w:pPr>
     </w:lvl>
   </w:abstractNum>
-  <w:abstractNum w:abstractNumId="2" w15:restartNumberingAfterBreak="0">
+  <w:abstractNum w:abstractNumId="6" w15:restartNumberingAfterBreak="0">
     <w:nsid w:val="4616705F"/>
     <w:multiLevelType w:val="multilevel"/>
     <w:tmpl w:val="56C06512"/>
@@ -706,7 +1732,7 @@
       </w:pPr>
     </w:lvl>
   </w:abstractNum>
-  <w:abstractNum w:abstractNumId="3" w15:restartNumberingAfterBreak="0">
+  <w:abstractNum w:abstractNumId="7" w15:restartNumberingAfterBreak="0">
     <w:nsid w:val="53EF36F3"/>
     <w:multiLevelType w:val="multilevel"/>
     <w:tmpl w:val="742E83A0"/>
@@ -819,17 +1845,789 @@
       </w:pPr>
     </w:lvl>
   </w:abstractNum>
+  <w:abstractNum w:abstractNumId="8" w15:restartNumberingAfterBreak="0">
+    <w:nsid w:val="58922DAF"/>
+    <w:multiLevelType w:val="multilevel"/>
+    <w:tmpl w:val="7E8C4CCA"/>
+    <w:lvl w:ilvl="0">
+      <w:start w:val="1"/>
+      <w:numFmt w:val="bullet"/>
+      <w:lvlText w:val=""/>
+      <w:lvlJc w:val="left"/>
+      <w:pPr>
+        <w:tabs>
+          <w:tab w:val="num" w:pos="720"/>
+        </w:tabs>
+        <w:ind w:left="720" w:hanging="360"/>
+      </w:pPr>
+      <w:rPr>
+        <w:rFonts w:ascii="Symbol" w:hAnsi="Symbol" w:hint="default"/>
+        <w:sz w:val="20"/>
+      </w:rPr>
+    </w:lvl>
+    <w:lvl w:ilvl="1" w:tentative="1">
+      <w:start w:val="1"/>
+      <w:numFmt w:val="bullet"/>
+      <w:lvlText w:val="o"/>
+      <w:lvlJc w:val="left"/>
+      <w:pPr>
+        <w:tabs>
+          <w:tab w:val="num" w:pos="1440"/>
+        </w:tabs>
+        <w:ind w:left="1440" w:hanging="360"/>
+      </w:pPr>
+      <w:rPr>
+        <w:rFonts w:ascii="Courier New" w:hAnsi="Courier New" w:hint="default"/>
+        <w:sz w:val="20"/>
+      </w:rPr>
+    </w:lvl>
+    <w:lvl w:ilvl="2" w:tentative="1">
+      <w:start w:val="1"/>
+      <w:numFmt w:val="bullet"/>
+      <w:lvlText w:val=""/>
+      <w:lvlJc w:val="left"/>
+      <w:pPr>
+        <w:tabs>
+          <w:tab w:val="num" w:pos="2160"/>
+        </w:tabs>
+        <w:ind w:left="2160" w:hanging="360"/>
+      </w:pPr>
+      <w:rPr>
+        <w:rFonts w:ascii="Wingdings" w:hAnsi="Wingdings" w:hint="default"/>
+        <w:sz w:val="20"/>
+      </w:rPr>
+    </w:lvl>
+    <w:lvl w:ilvl="3" w:tentative="1">
+      <w:start w:val="1"/>
+      <w:numFmt w:val="bullet"/>
+      <w:lvlText w:val=""/>
+      <w:lvlJc w:val="left"/>
+      <w:pPr>
+        <w:tabs>
+          <w:tab w:val="num" w:pos="2880"/>
+        </w:tabs>
+        <w:ind w:left="2880" w:hanging="360"/>
+      </w:pPr>
+      <w:rPr>
+        <w:rFonts w:ascii="Wingdings" w:hAnsi="Wingdings" w:hint="default"/>
+        <w:sz w:val="20"/>
+      </w:rPr>
+    </w:lvl>
+    <w:lvl w:ilvl="4" w:tentative="1">
+      <w:start w:val="1"/>
+      <w:numFmt w:val="bullet"/>
+      <w:lvlText w:val=""/>
+      <w:lvlJc w:val="left"/>
+      <w:pPr>
+        <w:tabs>
+          <w:tab w:val="num" w:pos="3600"/>
+        </w:tabs>
+        <w:ind w:left="3600" w:hanging="360"/>
+      </w:pPr>
+      <w:rPr>
+        <w:rFonts w:ascii="Wingdings" w:hAnsi="Wingdings" w:hint="default"/>
+        <w:sz w:val="20"/>
+      </w:rPr>
+    </w:lvl>
+    <w:lvl w:ilvl="5" w:tentative="1">
+      <w:start w:val="1"/>
+      <w:numFmt w:val="bullet"/>
+      <w:lvlText w:val=""/>
+      <w:lvlJc w:val="left"/>
+      <w:pPr>
+        <w:tabs>
+          <w:tab w:val="num" w:pos="4320"/>
+        </w:tabs>
+        <w:ind w:left="4320" w:hanging="360"/>
+      </w:pPr>
+      <w:rPr>
+        <w:rFonts w:ascii="Wingdings" w:hAnsi="Wingdings" w:hint="default"/>
+        <w:sz w:val="20"/>
+      </w:rPr>
+    </w:lvl>
+    <w:lvl w:ilvl="6" w:tentative="1">
+      <w:start w:val="1"/>
+      <w:numFmt w:val="bullet"/>
+      <w:lvlText w:val=""/>
+      <w:lvlJc w:val="left"/>
+      <w:pPr>
+        <w:tabs>
+          <w:tab w:val="num" w:pos="5040"/>
+        </w:tabs>
+        <w:ind w:left="5040" w:hanging="360"/>
+      </w:pPr>
+      <w:rPr>
+        <w:rFonts w:ascii="Wingdings" w:hAnsi="Wingdings" w:hint="default"/>
+        <w:sz w:val="20"/>
+      </w:rPr>
+    </w:lvl>
+    <w:lvl w:ilvl="7" w:tentative="1">
+      <w:start w:val="1"/>
+      <w:numFmt w:val="bullet"/>
+      <w:lvlText w:val=""/>
+      <w:lvlJc w:val="left"/>
+      <w:pPr>
+        <w:tabs>
+          <w:tab w:val="num" w:pos="5760"/>
+        </w:tabs>
+        <w:ind w:left="5760" w:hanging="360"/>
+      </w:pPr>
+      <w:rPr>
+        <w:rFonts w:ascii="Wingdings" w:hAnsi="Wingdings" w:hint="default"/>
+        <w:sz w:val="20"/>
+      </w:rPr>
+    </w:lvl>
+    <w:lvl w:ilvl="8" w:tentative="1">
+      <w:start w:val="1"/>
+      <w:numFmt w:val="bullet"/>
+      <w:lvlText w:val=""/>
+      <w:lvlJc w:val="left"/>
+      <w:pPr>
+        <w:tabs>
+          <w:tab w:val="num" w:pos="6480"/>
+        </w:tabs>
+        <w:ind w:left="6480" w:hanging="360"/>
+      </w:pPr>
+      <w:rPr>
+        <w:rFonts w:ascii="Wingdings" w:hAnsi="Wingdings" w:hint="default"/>
+        <w:sz w:val="20"/>
+      </w:rPr>
+    </w:lvl>
+  </w:abstractNum>
+  <w:abstractNum w:abstractNumId="9" w15:restartNumberingAfterBreak="0">
+    <w:nsid w:val="61BF2DBC"/>
+    <w:multiLevelType w:val="multilevel"/>
+    <w:tmpl w:val="77243090"/>
+    <w:lvl w:ilvl="0">
+      <w:start w:val="1"/>
+      <w:numFmt w:val="bullet"/>
+      <w:lvlText w:val=""/>
+      <w:lvlJc w:val="left"/>
+      <w:pPr>
+        <w:tabs>
+          <w:tab w:val="num" w:pos="720"/>
+        </w:tabs>
+        <w:ind w:left="720" w:hanging="360"/>
+      </w:pPr>
+      <w:rPr>
+        <w:rFonts w:ascii="Symbol" w:hAnsi="Symbol" w:hint="default"/>
+        <w:sz w:val="20"/>
+      </w:rPr>
+    </w:lvl>
+    <w:lvl w:ilvl="1" w:tentative="1">
+      <w:start w:val="1"/>
+      <w:numFmt w:val="bullet"/>
+      <w:lvlText w:val="o"/>
+      <w:lvlJc w:val="left"/>
+      <w:pPr>
+        <w:tabs>
+          <w:tab w:val="num" w:pos="1440"/>
+        </w:tabs>
+        <w:ind w:left="1440" w:hanging="360"/>
+      </w:pPr>
+      <w:rPr>
+        <w:rFonts w:ascii="Courier New" w:hAnsi="Courier New" w:hint="default"/>
+        <w:sz w:val="20"/>
+      </w:rPr>
+    </w:lvl>
+    <w:lvl w:ilvl="2" w:tentative="1">
+      <w:start w:val="1"/>
+      <w:numFmt w:val="bullet"/>
+      <w:lvlText w:val=""/>
+      <w:lvlJc w:val="left"/>
+      <w:pPr>
+        <w:tabs>
+          <w:tab w:val="num" w:pos="2160"/>
+        </w:tabs>
+        <w:ind w:left="2160" w:hanging="360"/>
+      </w:pPr>
+      <w:rPr>
+        <w:rFonts w:ascii="Wingdings" w:hAnsi="Wingdings" w:hint="default"/>
+        <w:sz w:val="20"/>
+      </w:rPr>
+    </w:lvl>
+    <w:lvl w:ilvl="3" w:tentative="1">
+      <w:start w:val="1"/>
+      <w:numFmt w:val="bullet"/>
+      <w:lvlText w:val=""/>
+      <w:lvlJc w:val="left"/>
+      <w:pPr>
+        <w:tabs>
+          <w:tab w:val="num" w:pos="2880"/>
+        </w:tabs>
+        <w:ind w:left="2880" w:hanging="360"/>
+      </w:pPr>
+      <w:rPr>
+        <w:rFonts w:ascii="Wingdings" w:hAnsi="Wingdings" w:hint="default"/>
+        <w:sz w:val="20"/>
+      </w:rPr>
+    </w:lvl>
+    <w:lvl w:ilvl="4" w:tentative="1">
+      <w:start w:val="1"/>
+      <w:numFmt w:val="bullet"/>
+      <w:lvlText w:val=""/>
+      <w:lvlJc w:val="left"/>
+      <w:pPr>
+        <w:tabs>
+          <w:tab w:val="num" w:pos="3600"/>
+        </w:tabs>
+        <w:ind w:left="3600" w:hanging="360"/>
+      </w:pPr>
+      <w:rPr>
+        <w:rFonts w:ascii="Wingdings" w:hAnsi="Wingdings" w:hint="default"/>
+        <w:sz w:val="20"/>
+      </w:rPr>
+    </w:lvl>
+    <w:lvl w:ilvl="5" w:tentative="1">
+      <w:start w:val="1"/>
+      <w:numFmt w:val="bullet"/>
+      <w:lvlText w:val=""/>
+      <w:lvlJc w:val="left"/>
+      <w:pPr>
+        <w:tabs>
+          <w:tab w:val="num" w:pos="4320"/>
+        </w:tabs>
+        <w:ind w:left="4320" w:hanging="360"/>
+      </w:pPr>
+      <w:rPr>
+        <w:rFonts w:ascii="Wingdings" w:hAnsi="Wingdings" w:hint="default"/>
+        <w:sz w:val="20"/>
+      </w:rPr>
+    </w:lvl>
+    <w:lvl w:ilvl="6" w:tentative="1">
+      <w:start w:val="1"/>
+      <w:numFmt w:val="bullet"/>
+      <w:lvlText w:val=""/>
+      <w:lvlJc w:val="left"/>
+      <w:pPr>
+        <w:tabs>
+          <w:tab w:val="num" w:pos="5040"/>
+        </w:tabs>
+        <w:ind w:left="5040" w:hanging="360"/>
+      </w:pPr>
+      <w:rPr>
+        <w:rFonts w:ascii="Wingdings" w:hAnsi="Wingdings" w:hint="default"/>
+        <w:sz w:val="20"/>
+      </w:rPr>
+    </w:lvl>
+    <w:lvl w:ilvl="7" w:tentative="1">
+      <w:start w:val="1"/>
+      <w:numFmt w:val="bullet"/>
+      <w:lvlText w:val=""/>
+      <w:lvlJc w:val="left"/>
+      <w:pPr>
+        <w:tabs>
+          <w:tab w:val="num" w:pos="5760"/>
+        </w:tabs>
+        <w:ind w:left="5760" w:hanging="360"/>
+      </w:pPr>
+      <w:rPr>
+        <w:rFonts w:ascii="Wingdings" w:hAnsi="Wingdings" w:hint="default"/>
+        <w:sz w:val="20"/>
+      </w:rPr>
+    </w:lvl>
+    <w:lvl w:ilvl="8" w:tentative="1">
+      <w:start w:val="1"/>
+      <w:numFmt w:val="bullet"/>
+      <w:lvlText w:val=""/>
+      <w:lvlJc w:val="left"/>
+      <w:pPr>
+        <w:tabs>
+          <w:tab w:val="num" w:pos="6480"/>
+        </w:tabs>
+        <w:ind w:left="6480" w:hanging="360"/>
+      </w:pPr>
+      <w:rPr>
+        <w:rFonts w:ascii="Wingdings" w:hAnsi="Wingdings" w:hint="default"/>
+        <w:sz w:val="20"/>
+      </w:rPr>
+    </w:lvl>
+  </w:abstractNum>
+  <w:abstractNum w:abstractNumId="10" w15:restartNumberingAfterBreak="0">
+    <w:nsid w:val="698F6A85"/>
+    <w:multiLevelType w:val="multilevel"/>
+    <w:tmpl w:val="59E89C94"/>
+    <w:lvl w:ilvl="0">
+      <w:start w:val="1"/>
+      <w:numFmt w:val="bullet"/>
+      <w:lvlText w:val=""/>
+      <w:lvlJc w:val="left"/>
+      <w:pPr>
+        <w:tabs>
+          <w:tab w:val="num" w:pos="720"/>
+        </w:tabs>
+        <w:ind w:left="720" w:hanging="360"/>
+      </w:pPr>
+      <w:rPr>
+        <w:rFonts w:ascii="Symbol" w:hAnsi="Symbol" w:hint="default"/>
+        <w:sz w:val="20"/>
+      </w:rPr>
+    </w:lvl>
+    <w:lvl w:ilvl="1" w:tentative="1">
+      <w:start w:val="1"/>
+      <w:numFmt w:val="bullet"/>
+      <w:lvlText w:val="o"/>
+      <w:lvlJc w:val="left"/>
+      <w:pPr>
+        <w:tabs>
+          <w:tab w:val="num" w:pos="1440"/>
+        </w:tabs>
+        <w:ind w:left="1440" w:hanging="360"/>
+      </w:pPr>
+      <w:rPr>
+        <w:rFonts w:ascii="Courier New" w:hAnsi="Courier New" w:hint="default"/>
+        <w:sz w:val="20"/>
+      </w:rPr>
+    </w:lvl>
+    <w:lvl w:ilvl="2" w:tentative="1">
+      <w:start w:val="1"/>
+      <w:numFmt w:val="bullet"/>
+      <w:lvlText w:val=""/>
+      <w:lvlJc w:val="left"/>
+      <w:pPr>
+        <w:tabs>
+          <w:tab w:val="num" w:pos="2160"/>
+        </w:tabs>
+        <w:ind w:left="2160" w:hanging="360"/>
+      </w:pPr>
+      <w:rPr>
+        <w:rFonts w:ascii="Wingdings" w:hAnsi="Wingdings" w:hint="default"/>
+        <w:sz w:val="20"/>
+      </w:rPr>
+    </w:lvl>
+    <w:lvl w:ilvl="3" w:tentative="1">
+      <w:start w:val="1"/>
+      <w:numFmt w:val="bullet"/>
+      <w:lvlText w:val=""/>
+      <w:lvlJc w:val="left"/>
+      <w:pPr>
+        <w:tabs>
+          <w:tab w:val="num" w:pos="2880"/>
+        </w:tabs>
+        <w:ind w:left="2880" w:hanging="360"/>
+      </w:pPr>
+      <w:rPr>
+        <w:rFonts w:ascii="Wingdings" w:hAnsi="Wingdings" w:hint="default"/>
+        <w:sz w:val="20"/>
+      </w:rPr>
+    </w:lvl>
+    <w:lvl w:ilvl="4" w:tentative="1">
+      <w:start w:val="1"/>
+      <w:numFmt w:val="bullet"/>
+      <w:lvlText w:val=""/>
+      <w:lvlJc w:val="left"/>
+      <w:pPr>
+        <w:tabs>
+          <w:tab w:val="num" w:pos="3600"/>
+        </w:tabs>
+        <w:ind w:left="3600" w:hanging="360"/>
+      </w:pPr>
+      <w:rPr>
+        <w:rFonts w:ascii="Wingdings" w:hAnsi="Wingdings" w:hint="default"/>
+        <w:sz w:val="20"/>
+      </w:rPr>
+    </w:lvl>
+    <w:lvl w:ilvl="5" w:tentative="1">
+      <w:start w:val="1"/>
+      <w:numFmt w:val="bullet"/>
+      <w:lvlText w:val=""/>
+      <w:lvlJc w:val="left"/>
+      <w:pPr>
+        <w:tabs>
+          <w:tab w:val="num" w:pos="4320"/>
+        </w:tabs>
+        <w:ind w:left="4320" w:hanging="360"/>
+      </w:pPr>
+      <w:rPr>
+        <w:rFonts w:ascii="Wingdings" w:hAnsi="Wingdings" w:hint="default"/>
+        <w:sz w:val="20"/>
+      </w:rPr>
+    </w:lvl>
+    <w:lvl w:ilvl="6" w:tentative="1">
+      <w:start w:val="1"/>
+      <w:numFmt w:val="bullet"/>
+      <w:lvlText w:val=""/>
+      <w:lvlJc w:val="left"/>
+      <w:pPr>
+        <w:tabs>
+          <w:tab w:val="num" w:pos="5040"/>
+        </w:tabs>
+        <w:ind w:left="5040" w:hanging="360"/>
+      </w:pPr>
+      <w:rPr>
+        <w:rFonts w:ascii="Wingdings" w:hAnsi="Wingdings" w:hint="default"/>
+        <w:sz w:val="20"/>
+      </w:rPr>
+    </w:lvl>
+    <w:lvl w:ilvl="7" w:tentative="1">
+      <w:start w:val="1"/>
+      <w:numFmt w:val="bullet"/>
+      <w:lvlText w:val=""/>
+      <w:lvlJc w:val="left"/>
+      <w:pPr>
+        <w:tabs>
+          <w:tab w:val="num" w:pos="5760"/>
+        </w:tabs>
+        <w:ind w:left="5760" w:hanging="360"/>
+      </w:pPr>
+      <w:rPr>
+        <w:rFonts w:ascii="Wingdings" w:hAnsi="Wingdings" w:hint="default"/>
+        <w:sz w:val="20"/>
+      </w:rPr>
+    </w:lvl>
+    <w:lvl w:ilvl="8" w:tentative="1">
+      <w:start w:val="1"/>
+      <w:numFmt w:val="bullet"/>
+      <w:lvlText w:val=""/>
+      <w:lvlJc w:val="left"/>
+      <w:pPr>
+        <w:tabs>
+          <w:tab w:val="num" w:pos="6480"/>
+        </w:tabs>
+        <w:ind w:left="6480" w:hanging="360"/>
+      </w:pPr>
+      <w:rPr>
+        <w:rFonts w:ascii="Wingdings" w:hAnsi="Wingdings" w:hint="default"/>
+        <w:sz w:val="20"/>
+      </w:rPr>
+    </w:lvl>
+  </w:abstractNum>
+  <w:abstractNum w:abstractNumId="11" w15:restartNumberingAfterBreak="0">
+    <w:nsid w:val="6EDF3A0E"/>
+    <w:multiLevelType w:val="multilevel"/>
+    <w:tmpl w:val="E4EEFD44"/>
+    <w:lvl w:ilvl="0">
+      <w:start w:val="1"/>
+      <w:numFmt w:val="bullet"/>
+      <w:lvlText w:val=""/>
+      <w:lvlJc w:val="left"/>
+      <w:pPr>
+        <w:tabs>
+          <w:tab w:val="num" w:pos="720"/>
+        </w:tabs>
+        <w:ind w:left="720" w:hanging="360"/>
+      </w:pPr>
+      <w:rPr>
+        <w:rFonts w:ascii="Symbol" w:hAnsi="Symbol" w:hint="default"/>
+        <w:sz w:val="20"/>
+      </w:rPr>
+    </w:lvl>
+    <w:lvl w:ilvl="1" w:tentative="1">
+      <w:start w:val="1"/>
+      <w:numFmt w:val="bullet"/>
+      <w:lvlText w:val="o"/>
+      <w:lvlJc w:val="left"/>
+      <w:pPr>
+        <w:tabs>
+          <w:tab w:val="num" w:pos="1440"/>
+        </w:tabs>
+        <w:ind w:left="1440" w:hanging="360"/>
+      </w:pPr>
+      <w:rPr>
+        <w:rFonts w:ascii="Courier New" w:hAnsi="Courier New" w:hint="default"/>
+        <w:sz w:val="20"/>
+      </w:rPr>
+    </w:lvl>
+    <w:lvl w:ilvl="2" w:tentative="1">
+      <w:start w:val="1"/>
+      <w:numFmt w:val="bullet"/>
+      <w:lvlText w:val=""/>
+      <w:lvlJc w:val="left"/>
+      <w:pPr>
+        <w:tabs>
+          <w:tab w:val="num" w:pos="2160"/>
+        </w:tabs>
+        <w:ind w:left="2160" w:hanging="360"/>
+      </w:pPr>
+      <w:rPr>
+        <w:rFonts w:ascii="Wingdings" w:hAnsi="Wingdings" w:hint="default"/>
+        <w:sz w:val="20"/>
+      </w:rPr>
+    </w:lvl>
+    <w:lvl w:ilvl="3" w:tentative="1">
+      <w:start w:val="1"/>
+      <w:numFmt w:val="bullet"/>
+      <w:lvlText w:val=""/>
+      <w:lvlJc w:val="left"/>
+      <w:pPr>
+        <w:tabs>
+          <w:tab w:val="num" w:pos="2880"/>
+        </w:tabs>
+        <w:ind w:left="2880" w:hanging="360"/>
+      </w:pPr>
+      <w:rPr>
+        <w:rFonts w:ascii="Wingdings" w:hAnsi="Wingdings" w:hint="default"/>
+        <w:sz w:val="20"/>
+      </w:rPr>
+    </w:lvl>
+    <w:lvl w:ilvl="4" w:tentative="1">
+      <w:start w:val="1"/>
+      <w:numFmt w:val="bullet"/>
+      <w:lvlText w:val=""/>
+      <w:lvlJc w:val="left"/>
+      <w:pPr>
+        <w:tabs>
+          <w:tab w:val="num" w:pos="3600"/>
+        </w:tabs>
+        <w:ind w:left="3600" w:hanging="360"/>
+      </w:pPr>
+      <w:rPr>
+        <w:rFonts w:ascii="Wingdings" w:hAnsi="Wingdings" w:hint="default"/>
+        <w:sz w:val="20"/>
+      </w:rPr>
+    </w:lvl>
+    <w:lvl w:ilvl="5" w:tentative="1">
+      <w:start w:val="1"/>
+      <w:numFmt w:val="bullet"/>
+      <w:lvlText w:val=""/>
+      <w:lvlJc w:val="left"/>
+      <w:pPr>
+        <w:tabs>
+          <w:tab w:val="num" w:pos="4320"/>
+        </w:tabs>
+        <w:ind w:left="4320" w:hanging="360"/>
+      </w:pPr>
+      <w:rPr>
+        <w:rFonts w:ascii="Wingdings" w:hAnsi="Wingdings" w:hint="default"/>
+        <w:sz w:val="20"/>
+      </w:rPr>
+    </w:lvl>
+    <w:lvl w:ilvl="6" w:tentative="1">
+      <w:start w:val="1"/>
+      <w:numFmt w:val="bullet"/>
+      <w:lvlText w:val=""/>
+      <w:lvlJc w:val="left"/>
+      <w:pPr>
+        <w:tabs>
+          <w:tab w:val="num" w:pos="5040"/>
+        </w:tabs>
+        <w:ind w:left="5040" w:hanging="360"/>
+      </w:pPr>
+      <w:rPr>
+        <w:rFonts w:ascii="Wingdings" w:hAnsi="Wingdings" w:hint="default"/>
+        <w:sz w:val="20"/>
+      </w:rPr>
+    </w:lvl>
+    <w:lvl w:ilvl="7" w:tentative="1">
+      <w:start w:val="1"/>
+      <w:numFmt w:val="bullet"/>
+      <w:lvlText w:val=""/>
+      <w:lvlJc w:val="left"/>
+      <w:pPr>
+        <w:tabs>
+          <w:tab w:val="num" w:pos="5760"/>
+        </w:tabs>
+        <w:ind w:left="5760" w:hanging="360"/>
+      </w:pPr>
+      <w:rPr>
+        <w:rFonts w:ascii="Wingdings" w:hAnsi="Wingdings" w:hint="default"/>
+        <w:sz w:val="20"/>
+      </w:rPr>
+    </w:lvl>
+    <w:lvl w:ilvl="8" w:tentative="1">
+      <w:start w:val="1"/>
+      <w:numFmt w:val="bullet"/>
+      <w:lvlText w:val=""/>
+      <w:lvlJc w:val="left"/>
+      <w:pPr>
+        <w:tabs>
+          <w:tab w:val="num" w:pos="6480"/>
+        </w:tabs>
+        <w:ind w:left="6480" w:hanging="360"/>
+      </w:pPr>
+      <w:rPr>
+        <w:rFonts w:ascii="Wingdings" w:hAnsi="Wingdings" w:hint="default"/>
+        <w:sz w:val="20"/>
+      </w:rPr>
+    </w:lvl>
+  </w:abstractNum>
+  <w:abstractNum w:abstractNumId="12" w15:restartNumberingAfterBreak="0">
+    <w:nsid w:val="7FAA60EF"/>
+    <w:multiLevelType w:val="multilevel"/>
+    <w:tmpl w:val="D6726394"/>
+    <w:lvl w:ilvl="0">
+      <w:start w:val="1"/>
+      <w:numFmt w:val="bullet"/>
+      <w:lvlText w:val=""/>
+      <w:lvlJc w:val="left"/>
+      <w:pPr>
+        <w:tabs>
+          <w:tab w:val="num" w:pos="720"/>
+        </w:tabs>
+        <w:ind w:left="720" w:hanging="360"/>
+      </w:pPr>
+      <w:rPr>
+        <w:rFonts w:ascii="Symbol" w:hAnsi="Symbol" w:hint="default"/>
+        <w:sz w:val="20"/>
+      </w:rPr>
+    </w:lvl>
+    <w:lvl w:ilvl="1" w:tentative="1">
+      <w:start w:val="1"/>
+      <w:numFmt w:val="bullet"/>
+      <w:lvlText w:val="o"/>
+      <w:lvlJc w:val="left"/>
+      <w:pPr>
+        <w:tabs>
+          <w:tab w:val="num" w:pos="1440"/>
+        </w:tabs>
+        <w:ind w:left="1440" w:hanging="360"/>
+      </w:pPr>
+      <w:rPr>
+        <w:rFonts w:ascii="Courier New" w:hAnsi="Courier New" w:hint="default"/>
+        <w:sz w:val="20"/>
+      </w:rPr>
+    </w:lvl>
+    <w:lvl w:ilvl="2" w:tentative="1">
+      <w:start w:val="1"/>
+      <w:numFmt w:val="bullet"/>
+      <w:lvlText w:val=""/>
+      <w:lvlJc w:val="left"/>
+      <w:pPr>
+        <w:tabs>
+          <w:tab w:val="num" w:pos="2160"/>
+        </w:tabs>
+        <w:ind w:left="2160" w:hanging="360"/>
+      </w:pPr>
+      <w:rPr>
+        <w:rFonts w:ascii="Wingdings" w:hAnsi="Wingdings" w:hint="default"/>
+        <w:sz w:val="20"/>
+      </w:rPr>
+    </w:lvl>
+    <w:lvl w:ilvl="3" w:tentative="1">
+      <w:start w:val="1"/>
+      <w:numFmt w:val="bullet"/>
+      <w:lvlText w:val=""/>
+      <w:lvlJc w:val="left"/>
+      <w:pPr>
+        <w:tabs>
+          <w:tab w:val="num" w:pos="2880"/>
+        </w:tabs>
+        <w:ind w:left="2880" w:hanging="360"/>
+      </w:pPr>
+      <w:rPr>
+        <w:rFonts w:ascii="Wingdings" w:hAnsi="Wingdings" w:hint="default"/>
+        <w:sz w:val="20"/>
+      </w:rPr>
+    </w:lvl>
+    <w:lvl w:ilvl="4" w:tentative="1">
+      <w:start w:val="1"/>
+      <w:numFmt w:val="bullet"/>
+      <w:lvlText w:val=""/>
+      <w:lvlJc w:val="left"/>
+      <w:pPr>
+        <w:tabs>
+          <w:tab w:val="num" w:pos="3600"/>
+        </w:tabs>
+        <w:ind w:left="3600" w:hanging="360"/>
+      </w:pPr>
+      <w:rPr>
+        <w:rFonts w:ascii="Wingdings" w:hAnsi="Wingdings" w:hint="default"/>
+        <w:sz w:val="20"/>
+      </w:rPr>
+    </w:lvl>
+    <w:lvl w:ilvl="5" w:tentative="1">
+      <w:start w:val="1"/>
+      <w:numFmt w:val="bullet"/>
+      <w:lvlText w:val=""/>
+      <w:lvlJc w:val="left"/>
+      <w:pPr>
+        <w:tabs>
+          <w:tab w:val="num" w:pos="4320"/>
+        </w:tabs>
+        <w:ind w:left="4320" w:hanging="360"/>
+      </w:pPr>
+      <w:rPr>
+        <w:rFonts w:ascii="Wingdings" w:hAnsi="Wingdings" w:hint="default"/>
+        <w:sz w:val="20"/>
+      </w:rPr>
+    </w:lvl>
+    <w:lvl w:ilvl="6" w:tentative="1">
+      <w:start w:val="1"/>
+      <w:numFmt w:val="bullet"/>
+      <w:lvlText w:val=""/>
+      <w:lvlJc w:val="left"/>
+      <w:pPr>
+        <w:tabs>
+          <w:tab w:val="num" w:pos="5040"/>
+        </w:tabs>
+        <w:ind w:left="5040" w:hanging="360"/>
+      </w:pPr>
+      <w:rPr>
+        <w:rFonts w:ascii="Wingdings" w:hAnsi="Wingdings" w:hint="default"/>
+        <w:sz w:val="20"/>
+      </w:rPr>
+    </w:lvl>
+    <w:lvl w:ilvl="7" w:tentative="1">
+      <w:start w:val="1"/>
+      <w:numFmt w:val="bullet"/>
+      <w:lvlText w:val=""/>
+      <w:lvlJc w:val="left"/>
+      <w:pPr>
+        <w:tabs>
+          <w:tab w:val="num" w:pos="5760"/>
+        </w:tabs>
+        <w:ind w:left="5760" w:hanging="360"/>
+      </w:pPr>
+      <w:rPr>
+        <w:rFonts w:ascii="Wingdings" w:hAnsi="Wingdings" w:hint="default"/>
+        <w:sz w:val="20"/>
+      </w:rPr>
+    </w:lvl>
+    <w:lvl w:ilvl="8" w:tentative="1">
+      <w:start w:val="1"/>
+      <w:numFmt w:val="bullet"/>
+      <w:lvlText w:val=""/>
+      <w:lvlJc w:val="left"/>
+      <w:pPr>
+        <w:tabs>
+          <w:tab w:val="num" w:pos="6480"/>
+        </w:tabs>
+        <w:ind w:left="6480" w:hanging="360"/>
+      </w:pPr>
+      <w:rPr>
+        <w:rFonts w:ascii="Wingdings" w:hAnsi="Wingdings" w:hint="default"/>
+        <w:sz w:val="20"/>
+      </w:rPr>
+    </w:lvl>
+  </w:abstractNum>
   <w:num w:numId="1" w16cid:durableId="2012222470">
+    <w:abstractNumId w:val="5"/>
+  </w:num>
+  <w:num w:numId="2" w16cid:durableId="2115321716">
+    <w:abstractNumId w:val="7"/>
+  </w:num>
+  <w:num w:numId="3" w16cid:durableId="1866088783">
+    <w:abstractNumId w:val="2"/>
+  </w:num>
+  <w:num w:numId="4" w16cid:durableId="1588609459">
+    <w:abstractNumId w:val="6"/>
+  </w:num>
+  <w:num w:numId="5" w16cid:durableId="1466705252">
+    <w:abstractNumId w:val="3"/>
+  </w:num>
+  <w:num w:numId="6" w16cid:durableId="1585333097">
+    <w:abstractNumId w:val="4"/>
+  </w:num>
+  <w:num w:numId="7" w16cid:durableId="726996504">
+    <w:abstractNumId w:val="9"/>
+  </w:num>
+  <w:num w:numId="8" w16cid:durableId="927542453">
+    <w:abstractNumId w:val="8"/>
+  </w:num>
+  <w:num w:numId="9" w16cid:durableId="346908308">
+    <w:abstractNumId w:val="0"/>
+  </w:num>
+  <w:num w:numId="10" w16cid:durableId="2040429452">
     <w:abstractNumId w:val="1"/>
   </w:num>
-  <w:num w:numId="2" w16cid:durableId="2115321716">
-    <w:abstractNumId w:val="3"/>
+  <w:num w:numId="11" w16cid:durableId="1550149414">
+    <w:abstractNumId w:val="12"/>
   </w:num>
-  <w:num w:numId="3" w16cid:durableId="1866088783">
-    <w:abstractNumId w:val="0"/>
+  <w:num w:numId="12" w16cid:durableId="1559121383">
+    <w:abstractNumId w:val="11"/>
   </w:num>
-  <w:num w:numId="4" w16cid:durableId="1588609459">
-    <w:abstractNumId w:val="2"/>
+  <w:num w:numId="13" w16cid:durableId="869026404">
+    <w:abstractNumId w:val="10"/>
   </w:num>
 </w:numbering>
 </file>

--- a/отчёт.docx
+++ b/отчёт.docx
@@ -144,9 +144,13 @@
         </w:numPr>
         <w:spacing w:after="0"/>
         <w:jc w:val="both"/>
-      </w:pPr>
-      <w:r>
-        <w:t>Изучить математический аппарат моделей sRGB (нелинейная модель мониторов), HSV (цилиндрическая модель для человека) и CIELAB (равноконтрастная аппаратно-независимая модель).</w:t>
+        <w:rPr>
+          <w:b/>
+          <w:bCs/>
+        </w:rPr>
+      </w:pPr>
+      <w:r>
+        <w:t>Изучить принципы построения цветовых пространств sRGB, HSV и CIELAB.</w:t>
       </w:r>
     </w:p>
     <w:p>
@@ -157,48 +161,13 @@
         </w:numPr>
         <w:spacing w:after="0"/>
         <w:jc w:val="both"/>
-      </w:pPr>
-      <w:r>
-        <w:t>Запрограммировать пошаговые алгоритмы перехода по сквозной цепочке HSV &lt;-&gt; RGB &lt;-&gt; XYZ &lt;-&gt; LAB:</w:t>
-      </w:r>
-    </w:p>
-    <w:p>
-      <w:pPr>
-        <w:numPr>
-          <w:ilvl w:val="1"/>
-          <w:numId w:val="9"/>
-        </w:numPr>
-        <w:spacing w:after="0"/>
-        <w:jc w:val="both"/>
-      </w:pPr>
-      <w:r>
-        <w:t>RGB &lt;-&gt; HSV: вычисление хромы (Delta = Cmax - Cmin) и секторного угла Hue.</w:t>
-      </w:r>
-    </w:p>
-    <w:p>
-      <w:pPr>
-        <w:numPr>
-          <w:ilvl w:val="1"/>
-          <w:numId w:val="9"/>
-        </w:numPr>
-        <w:spacing w:after="0"/>
-        <w:jc w:val="both"/>
-      </w:pPr>
-      <w:r>
-        <w:t>RGB &lt;-&gt; XYZ: перевод sRGB в линейный вид через нелинейную гамма-коррекцию (степень 2.4) и последующее умножение векторов на матрицы переходов.</w:t>
-      </w:r>
-    </w:p>
-    <w:p>
-      <w:pPr>
-        <w:numPr>
-          <w:ilvl w:val="1"/>
-          <w:numId w:val="9"/>
-        </w:numPr>
-        <w:spacing w:after="0"/>
-        <w:jc w:val="both"/>
-      </w:pPr>
-      <w:r>
-        <w:t>XYZ &lt;-&gt; LAB: нормирование координат относительно опорного белого и расчёт кубических корней по нелинейной функции f(t).</w:t>
+        <w:rPr>
+          <w:b/>
+          <w:bCs/>
+        </w:rPr>
+      </w:pPr>
+      <w:r>
+        <w:t>Реализовать вручную алгоритмы переходов по сквозной цепочке HSV &lt;-&gt; RGB &lt;-&gt; XYZ &lt;-&gt; LAB с учетом гамма-коррекции и динамического пересчета матриц под источники D65, D50, E.</w:t>
       </w:r>
     </w:p>
     <w:p>
@@ -209,9 +178,13 @@
         </w:numPr>
         <w:spacing w:after="0"/>
         <w:jc w:val="both"/>
-      </w:pPr>
-      <w:r>
-        <w:t>Обеспечить три независимых способа ввода цвета на одном экране: интерактивные ползунки, точные числовые поля и стандартную палитру (Color Picker).</w:t>
+        <w:rPr>
+          <w:b/>
+          <w:bCs/>
+        </w:rPr>
+      </w:pPr>
+      <w:r>
+        <w:t>Разработать интерактивный интерфейс по паттерну MVC с тремя способами ввода цвета и динамическими градиентами.</w:t>
       </w:r>
     </w:p>
     <w:p>
@@ -222,60 +195,49 @@
         </w:numPr>
         <w:spacing w:after="0"/>
         <w:jc w:val="both"/>
-      </w:pPr>
-      <w:r>
-        <w:t>Реализовать систему динамической генерации матриц переходов на основе определителя 3х3 и нахождения обратной матрицы для адаптации расчётов под изменяемые стандарты освещения D65, D50 и E.</w:t>
-      </w:r>
-    </w:p>
-    <w:p>
-      <w:pPr>
-        <w:numPr>
-          <w:ilvl w:val="0"/>
-          <w:numId w:val="9"/>
-        </w:numPr>
-        <w:spacing w:after="0"/>
-        <w:jc w:val="both"/>
-      </w:pPr>
-      <w:r>
-        <w:t>Разработать программные модули для Gamut Mapping: алгоритм усечения Clipping и алгоритм пропорционального сжатия цветовых векторов Scaling.</w:t>
-      </w:r>
-    </w:p>
-    <w:p>
-      <w:pPr>
-        <w:numPr>
-          <w:ilvl w:val="0"/>
-          <w:numId w:val="9"/>
-        </w:numPr>
-        <w:spacing w:after="0"/>
-        <w:jc w:val="both"/>
-      </w:pPr>
-      <w:r>
-        <w:t>Разбить логику приложения по принципу MVC для изоляции математики от интерфейса и покрыть слой Model автоматическими юнит-тестами для проверки эталонного красного цвета RGB(255, 0, 0).</w:t>
-      </w:r>
-    </w:p>
-    <w:p>
-      <w:pPr>
-        <w:spacing w:after="0"/>
-        <w:ind w:left="720"/>
-        <w:jc w:val="both"/>
-      </w:pPr>
-    </w:p>
-    <w:p>
-      <w:pPr>
-        <w:spacing w:after="0"/>
-        <w:ind w:firstLine="709"/>
-        <w:jc w:val="both"/>
         <w:rPr>
           <w:b/>
           <w:bCs/>
         </w:rPr>
       </w:pPr>
       <w:r>
+        <w:t>Запрограммировать методы коррекции цвета (Clipping и Scaling) при его выходе за границы sRGB-охвата монитора и покрыть математический слой микро-тестами.</w:t>
+      </w:r>
+    </w:p>
+    <w:p>
+      <w:pPr>
+        <w:spacing w:after="0"/>
+        <w:ind w:left="720"/>
+        <w:jc w:val="both"/>
         <w:rPr>
           <w:b/>
           <w:bCs/>
         </w:rPr>
+      </w:pPr>
+    </w:p>
+    <w:p>
+      <w:pPr>
+        <w:spacing w:after="0"/>
+        <w:ind w:left="720"/>
+        <w:jc w:val="both"/>
+        <w:rPr>
+          <w:b/>
+          <w:bCs/>
+        </w:rPr>
+      </w:pPr>
+      <w:r>
+        <w:rPr>
+          <w:b/>
+          <w:bCs/>
+        </w:rPr>
         <w:t>Инструментарий</w:t>
+      </w:r>
+      <w:r>
+        <w:rPr>
+          <w:b/>
+          <w:bCs/>
+        </w:rPr>
+        <w:t xml:space="preserve"> и источники</w:t>
       </w:r>
     </w:p>
     <w:p>
@@ -312,29 +274,8 @@
         <w:jc w:val="both"/>
       </w:pPr>
       <w:r>
-        <w:lastRenderedPageBreak/>
         <w:t>Разметка и стили: HTML5 для каркаса интерфейса, CSS3 для вёрстки панелей и градиентов.</w:t>
       </w:r>
-    </w:p>
-    <w:p>
-      <w:pPr>
-        <w:numPr>
-          <w:ilvl w:val="0"/>
-          <w:numId w:val="10"/>
-        </w:numPr>
-        <w:spacing w:after="0"/>
-        <w:jc w:val="both"/>
-      </w:pPr>
-      <w:r>
-        <w:t>Теоретическая база: Хроматические коэффициенты основных цветов sRGB и координаты белых точек CIE 1931 (D65, D50, E).</w:t>
-      </w:r>
-    </w:p>
-    <w:p>
-      <w:pPr>
-        <w:spacing w:after="0"/>
-        <w:ind w:left="720"/>
-        <w:jc w:val="both"/>
-      </w:pPr>
     </w:p>
     <w:p>
       <w:pPr>
@@ -462,7 +403,11 @@
         <w:t xml:space="preserve">. </w:t>
       </w:r>
       <w:r>
-        <w:t>Перехватывает изменения, определяет, какая модель была изменена, запускает нужную цепочку пересчёта и одновременно командует перерисовать фоны слайдеров.</w:t>
+        <w:t xml:space="preserve">Перехватывает изменения, определяет, какая модель была изменена, запускает нужную </w:t>
+      </w:r>
+      <w:r>
+        <w:lastRenderedPageBreak/>
+        <w:t>цепочку пересчёта и одновременно командует перерисовать фоны слайдеров.</w:t>
       </w:r>
     </w:p>
     <w:p>
@@ -571,7 +516,6 @@
         <w:jc w:val="both"/>
       </w:pPr>
       <w:r>
-        <w:lastRenderedPageBreak/>
         <w:t>Scaling (Масштабирование): Программа находит максимальную величину выхода за рамки, вычисляет масштабный коэффициент и пропорционально сжимает весь цветовой вектор, мягко втискивая его в диапазон монитора с сохранением градиентных переходов.</w:t>
       </w:r>
       <w:r>
@@ -611,7 +555,11 @@
         <w:jc w:val="both"/>
       </w:pPr>
       <w:r>
-        <w:t>При живом отслеживании события input на текстовых полях возникал баг: когда пользователь нажимал Backspace, чтобы стереть число и ввести новое, поле на миллисекунду становилось пустым. Математический слой считывал пустую строку как ошибку, ломал массивы вычислений и сбрасывал весь цвет в ноль. Я решил эту проблему разделением логики: ползунки слушают живое событие input (для плавности), а текстовые поля — событие change (срабатывает только при нажатии Enter или потере фокуса). Дополнительно я встроил валидацию: если поле пустое, программа игнорирует сброс и подставляет текущие координаты слайдера, удерживая стабильность приложения.</w:t>
+        <w:t xml:space="preserve">При живом отслеживании события input на текстовых полях возникал баг: когда пользователь нажимал Backspace, чтобы стереть число и ввести новое, поле на миллисекунду становилось пустым. Математический слой считывал пустую строку как ошибку, ломал массивы вычислений и сбрасывал весь цвет в ноль. Я решил эту проблему разделением логики: ползунки слушают живое событие input (для плавности), а текстовые поля — событие change (срабатывает только при нажатии Enter или потере фокуса). Дополнительно я встроил валидацию: если поле пустое, программа </w:t>
+      </w:r>
+      <w:r>
+        <w:lastRenderedPageBreak/>
+        <w:t>игнорирует сброс и подставляет текущие координаты слайдера, удерживая стабильность приложения.</w:t>
       </w:r>
     </w:p>
     <w:p>
@@ -685,73 +633,19 @@
     </w:p>
     <w:p>
       <w:pPr>
-        <w:numPr>
-          <w:ilvl w:val="0"/>
-          <w:numId w:val="13"/>
-        </w:numPr>
-        <w:spacing w:after="0"/>
-        <w:jc w:val="both"/>
-      </w:pPr>
-      <w:r>
-        <w:t>Изучены практические особенности кодирования цвета: в ходе выполнения работы наглядно исследована нелинейность sRGB пространства и важность предварительной линеаризации (гамма-коррекции со степенью 2.4) перед проведением любых матричных операций.</w:t>
-      </w:r>
-    </w:p>
-    <w:p>
-      <w:pPr>
-        <w:numPr>
-          <w:ilvl w:val="0"/>
-          <w:numId w:val="13"/>
-        </w:numPr>
-        <w:spacing w:after="0"/>
-        <w:jc w:val="both"/>
-      </w:pPr>
-      <w:r>
-        <w:t>Исследован цветовой график МКО и точки белого: на практике доказано, что аппаратно-независимый перевод в модель LAB напрямую зависит от выбранного источника освещения (CIE 1931). Смена стандарта с дневного D65 на теплый D50 или теоретический источник E полностью меняет коэффициенты матриц перехода и визуальное отображение цвета.</w:t>
-      </w:r>
-    </w:p>
-    <w:p>
-      <w:pPr>
-        <w:numPr>
-          <w:ilvl w:val="0"/>
-          <w:numId w:val="13"/>
-        </w:numPr>
-        <w:spacing w:after="0"/>
-        <w:jc w:val="both"/>
-      </w:pPr>
-      <w:r>
-        <w:t xml:space="preserve">Решена проблема несовпадения цветовых охватов: экспериментально подтверждено, что экстремальные координаты LAB выходят за рамки sRGB. Разработанный модуль обработки некорректных цветов (методы Clipping и Scaling) успешно предотвращает падение программы, </w:t>
-      </w:r>
-      <w:r>
-        <w:lastRenderedPageBreak/>
-        <w:t>корректно адаптирует цвета для экрана монитора и выводит интерактивное предупреждение для пользователя.</w:t>
-      </w:r>
-    </w:p>
-    <w:p>
-      <w:pPr>
-        <w:numPr>
-          <w:ilvl w:val="0"/>
-          <w:numId w:val="13"/>
-        </w:numPr>
-        <w:spacing w:after="0"/>
-        <w:jc w:val="both"/>
-      </w:pPr>
-      <w:r>
-        <w:t>Создано отказоустойчивое приложение: написанная на чистом JavaScript программа по принципу MVC показала высокую скорость работы. Архитектура позволила внедрить гибкую валидацию ручного числового ввода, защитив интерфейс от некорректных данных и значений NaN.</w:t>
-      </w:r>
-    </w:p>
-    <w:p>
-      <w:pPr>
         <w:spacing w:after="0"/>
         <w:ind w:firstLine="709"/>
         <w:jc w:val="both"/>
       </w:pPr>
-    </w:p>
-    <w:p>
-      <w:pPr>
-        <w:spacing w:after="0"/>
-        <w:ind w:firstLine="709"/>
-        <w:jc w:val="both"/>
-      </w:pPr>
+      <w:r>
+        <w:t xml:space="preserve">В ходе выполнения лабораторной работы наглядно исследована нелинейность sRGB пространства и подтверждена важность гамма-коррекции со степенью 2.4 для точности матричных преобразований. На практике </w:t>
+      </w:r>
+      <w:r>
+        <w:t>подтверждено</w:t>
+      </w:r>
+      <w:r>
+        <w:t xml:space="preserve"> влияние точки белого: смена стандарта освещения с дневного D65 на теплый D50 полностью меняет коэффициенты матриц перехода и визуальное отображение цвета на экране при неизменных координатах LAB. Экспериментально решена проблема несовпадения цветовых охватов, когда экстремальные координаты LAB выходят за рамки sRGB. Так, при вводе ярко-зеленого цвета LAB(60, -100, 50) обратный пересчет выдавал недопустимое значение G; разработанный метод Clipping успешно ограничил его до 255, а метод Scaling пропорционально сжал весь вектор, вписав цвет в диапазон от 0 до 255 с выводом предупреждения. Разделение программы по принципу MVC обеспечило высокое быстродействие интерфейса и позволило внедрить сквозную валидацию ручного ввода, полностью защитив приложение от значений NaN.</w:t>
+      </w:r>
     </w:p>
     <w:sectPr>
       <w:pgSz w:w="11906" w:h="16838" w:code="9"/>
